--- a/cv/final_cv/desarrolladorJuniorBI/Daniel Rendon Velazquez - CV_generado.docx
+++ b/cv/final_cv/desarrolladorJuniorBI/Daniel Rendon Velazquez - CV_generado.docx
@@ -13,14 +13,13 @@
           <w:lang w:val="es-MX"/>
         </w:rPr>
       </w:pPr>
-      <w:proofErr w:type="gramStart"/>
       <w:r>
         <w:rPr>
           <w:b/>
           <w:bCs/>
           <w:lang w:val="es-MX"/>
         </w:rPr>
-        <w:t xml:space="preserve">Daniel Rendon Velazquez</w:t>
+        <w:t>Daniel Rendon Velazquez</w:t>
       </w:r>
     </w:p>
     <w:p>
@@ -32,25 +31,14 @@
           <w:lang w:val="es-MX"/>
         </w:rPr>
       </w:pPr>
-      <w:proofErr w:type="gramStart"/>
       <w:r>
         <w:rPr>
           <w:b/>
           <w:bCs/>
           <w:lang w:val="es-MX"/>
         </w:rPr>
-        <w:t xml:space="preserve">Ingeniero de Datos BI Junior</w:t>
+        <w:t>Desarrollador Junior BI</w:t>
       </w:r>
-    </w:p>
-    <w:p>
-      <w:pPr>
-        <w:pStyle w:val="Title"/>
-        <w:rPr>
-          <w:b/>
-          <w:bCs/>
-          <w:lang w:val="es-MX"/>
-        </w:rPr>
-      </w:pPr>
     </w:p>
     <w:p>
       <w:pPr>
@@ -64,44 +52,17 @@
           <w:lang w:val="es-MX"/>
         </w:rPr>
       </w:pPr>
-      <w:r>
+    </w:p>
+    <w:p>
+      <w:pPr>
+        <w:pStyle w:val="Title"/>
+        <w:jc w:val="left"/>
         <w:rPr>
           <w:b/>
           <w:bCs/>
           <w:sz w:val="18"/>
           <w:szCs w:val="18"/>
           <w:lang w:val="es-MX"/>
-        </w:rPr>
-        <w:t>Folio</w:t>
-      </w:r>
-      <w:r>
-        <w:rPr>
-          <w:b/>
-          <w:bCs/>
-          <w:sz w:val="18"/>
-          <w:szCs w:val="18"/>
-          <w:lang w:val="es-MX"/>
-        </w:rPr>
-        <w:t xml:space="preserve">: </w:t>
-      </w:r>
-      <w:r>
-        <w:rPr>
-          <w:b/>
-          <w:bCs/>
-          <w:sz w:val="18"/>
-          <w:szCs w:val="18"/>
-          <w:lang w:val="es-MX"/>
-        </w:rPr>
-        <w:t>-</w:t>
-      </w:r>
-    </w:p>
-    <w:p>
-      <w:pPr>
-        <w:rPr>
-          <w:rFonts w:ascii="Arial" w:hAnsi="Arial" w:cs="Arial"/>
-          <w:bCs/>
-          <w:sz w:val="18"/>
-          <w:szCs w:val="18"/>
         </w:rPr>
       </w:pPr>
     </w:p>
@@ -133,7 +94,7 @@
           <w:szCs w:val="18"/>
           <w:u w:val="single"/>
         </w:rPr>
-        <w:t xml:space="preserve">RESUMEN PROFESIONAL</w:t>
+        <w:t>FUNCIONES</w:t>
       </w:r>
     </w:p>
     <w:p>
@@ -179,12 +140,23 @@
               <w:spacing w:after="40"/>
               <w:ind w:right="51"/>
               <w:rPr>
-                <w:rFonts w:ascii="Arial" w:hAnsi="Arial" w:cs="Arial"/>
-                <w:sz w:val="18"/>
-                <w:szCs w:val="18"/>
-                <w:lang w:val="es-419"/>
+                <w:rFonts w:ascii="Arial" w:eastAsia="Times New Roman" w:hAnsi="Arial" w:cs="Arial"/>
+                <w:bCs/>
+                <w:sz w:val="18"/>
+                <w:szCs w:val="18"/>
+                <w:lang w:val="es-MX" w:eastAsia="es-ES"/>
               </w:rPr>
             </w:pPr>
+            <w:r>
+              <w:rPr>
+                <w:rFonts w:ascii="Arial" w:eastAsia="Times New Roman" w:hAnsi="Arial" w:cs="Arial"/>
+                <w:bCs/>
+                <w:sz w:val="18"/>
+                <w:szCs w:val="18"/>
+                <w:lang w:val="es-MX" w:eastAsia="es-ES"/>
+              </w:rPr>
+              <w:t xml:space="preserve">Desarrollo e implemento sistemas mediante el uso de lenguajes de programación, realizando su puesta a punto para asegurar su correcto funcionamiento. Cuento con experiencia en bases de datos relacionales y no relacionales, así como en técnicas de diseño para el modelado de datos. Además, participo en el desarrollo, mantenimiento y soporte de procesos ETL (Extract, Transform, Load) y utilizo herramientas de </w:t>
+            </w:r>
             <w:proofErr w:type="gramStart"/>
             <w:r>
               <w:rPr>
@@ -192,13 +164,53 @@
                 <w:bCs/>
                 <w:sz w:val="18"/>
                 <w:szCs w:val="18"/>
-                <w:lang w:val="en-US" w:eastAsia="es-ES"/>
-              </w:rPr>
-              <w:t xml:space="preserve">Experiencia en desarrollo y mantenimiento de aplicaciones orientadas a datos, con énfasis en procesos ETL y gestión de calidad de datos. Participación en análisis de requisitos y definición de reglas de negocio. Manejo de herramientas de integración y bases de datos relacionales. Capacidad para colaborar en entornos ágiles.</w:t>
+                <w:lang w:val="es-MX" w:eastAsia="es-ES"/>
+              </w:rPr>
+              <w:t>Business Intelligence</w:t>
+            </w:r>
+            <w:proofErr w:type="gramEnd"/>
+            <w:r>
+              <w:rPr>
+                <w:rFonts w:ascii="Arial" w:eastAsia="Times New Roman" w:hAnsi="Arial" w:cs="Arial"/>
+                <w:bCs/>
+                <w:sz w:val="18"/>
+                <w:szCs w:val="18"/>
+                <w:lang w:val="es-MX" w:eastAsia="es-ES"/>
+              </w:rPr>
+              <w:t xml:space="preserve"> como Databricks y Fabric.</w:t>
+            </w:r>
+            <w:r>
+              <w:rPr>
+                <w:rFonts w:ascii="Arial" w:eastAsia="Times New Roman" w:hAnsi="Arial" w:cs="Arial"/>
+                <w:bCs/>
+                <w:sz w:val="18"/>
+                <w:szCs w:val="18"/>
+                <w:lang w:val="es-MX" w:eastAsia="es-ES"/>
+              </w:rPr>
               <w:br/>
-              <w:t xml:space="preserve"/>
-              <w:br/>
-              <w:t xml:space="preserve">Enfoque en la construcción y operación de flujos ETL, optimización de código y monitoreo de procesos productivos. Desarrollo de componentes para extracción, transformación y carga. Uso de Oracle Forms/Reports, Java, SQL y Python en soluciones integradas. Orientación a la entrega y soporte técnico.</w:t>
+              <w:t>Participo en la creación y mejora de pipelines ETL, en el modelado de datos y en la generación de informes para apoyar la toma de decisiones, colaborando con equipos técnicos y con stakeholders para convertir requerimientos en soluciones funcionales y confiables.</w:t>
+            </w:r>
+          </w:p>
+          <w:p>
+            <w:pPr>
+              <w:pStyle w:val="BodyText3"/>
+              <w:spacing w:after="40"/>
+              <w:ind w:right="51"/>
+              <w:rPr>
+                <w:rFonts w:ascii="Arial" w:hAnsi="Arial" w:cs="Arial"/>
+                <w:sz w:val="18"/>
+                <w:szCs w:val="18"/>
+                <w:lang w:val="es-MX"/>
+              </w:rPr>
+            </w:pPr>
+            <w:r>
+              <w:rPr>
+                <w:rFonts w:ascii="Arial" w:hAnsi="Arial" w:cs="Arial"/>
+                <w:sz w:val="18"/>
+                <w:szCs w:val="18"/>
+                <w:lang w:val="es-MX"/>
+              </w:rPr>
+              <w:t>Tengo experiencia en análisis y diseño de procesos Extraer, Transformar y Cargar (ETL), manejo de herramientas de integración y bases de datos relacionales. Trabajo en conjunto con partes interesadas para transformar requisitos en soluciones técnicas, participo en la implementación y mantenimiento de procesos de datos y entrego componentes que facilitan el análisis y la continuidad operativa.</w:t>
             </w:r>
           </w:p>
         </w:tc>
@@ -211,7 +223,6 @@
           <w:bCs/>
           <w:sz w:val="18"/>
           <w:szCs w:val="18"/>
-          <w:lang w:val="es-MX"/>
         </w:rPr>
       </w:pPr>
     </w:p>
@@ -219,9 +230,10 @@
       <w:pPr>
         <w:rPr>
           <w:rFonts w:ascii="Arial" w:hAnsi="Arial" w:cs="Arial"/>
-          <w:bCs/>
+          <w:b/>
           <w:sz w:val="18"/>
           <w:szCs w:val="18"/>
+          <w:u w:val="single"/>
         </w:rPr>
       </w:pPr>
     </w:p>
@@ -243,7 +255,143 @@
           <w:szCs w:val="18"/>
           <w:u w:val="single"/>
         </w:rPr>
-        <w:t xml:space="preserve">EXPERIENCIA LABORAL</w:t>
+        <w:t>EXPERIENCIA</w:t>
+      </w:r>
+      <w:r>
+        <w:rPr>
+          <w:rFonts w:ascii="Arial" w:hAnsi="Arial" w:cs="Arial"/>
+          <w:b/>
+          <w:sz w:val="18"/>
+          <w:szCs w:val="18"/>
+          <w:u w:val="single"/>
+        </w:rPr>
+        <w:t xml:space="preserve"> PROFESIONAL</w:t>
+      </w:r>
+    </w:p>
+    <w:p>
+      <w:pPr>
+        <w:rPr>
+          <w:rFonts w:ascii="Arial" w:hAnsi="Arial" w:cs="Arial"/>
+          <w:bCs/>
+          <w:sz w:val="18"/>
+          <w:szCs w:val="18"/>
+        </w:rPr>
+      </w:pPr>
+    </w:p>
+    <w:tbl>
+      <w:tblPr>
+        <w:tblW w:w="0" w:type="auto"/>
+        <w:tblInd w:w="-75" w:type="dxa"/>
+        <w:tblBorders>
+          <w:top w:val="single" w:sz="4" w:space="0" w:color="auto"/>
+          <w:left w:val="single" w:sz="4" w:space="0" w:color="auto"/>
+          <w:bottom w:val="single" w:sz="4" w:space="0" w:color="auto"/>
+          <w:right w:val="single" w:sz="4" w:space="0" w:color="auto"/>
+          <w:insideH w:val="single" w:sz="4" w:space="0" w:color="auto"/>
+          <w:insideV w:val="single" w:sz="4" w:space="0" w:color="auto"/>
+        </w:tblBorders>
+        <w:tblLayout w:type="fixed"/>
+        <w:tblCellMar>
+          <w:left w:w="105" w:type="dxa"/>
+          <w:right w:w="105" w:type="dxa"/>
+        </w:tblCellMar>
+        <w:tblLook w:val="0000" w:firstRow="0" w:lastRow="0" w:firstColumn="0" w:lastColumn="0" w:noHBand="0" w:noVBand="0"/>
+      </w:tblPr>
+      <w:tblGrid>
+        <w:gridCol w:w="9961"/>
+      </w:tblGrid>
+      <w:tr>
+        <w:tc>
+          <w:tcPr>
+            <w:tcW w:w="9961" w:type="dxa"/>
+          </w:tcPr>
+          <w:p>
+            <w:pPr>
+              <w:pStyle w:val="BodyText3"/>
+              <w:spacing w:after="40"/>
+              <w:ind w:right="51"/>
+              <w:rPr>
+                <w:rFonts w:ascii="Arial" w:hAnsi="Arial" w:cs="Arial"/>
+                <w:sz w:val="18"/>
+                <w:szCs w:val="18"/>
+                <w:lang w:val="es-419"/>
+              </w:rPr>
+            </w:pPr>
+            <w:r>
+              <w:rPr>
+                <w:rFonts w:ascii="Arial" w:eastAsia="Times New Roman" w:hAnsi="Arial" w:cs="Arial"/>
+                <w:bCs/>
+                <w:sz w:val="18"/>
+                <w:szCs w:val="18"/>
+                <w:lang w:val="es-MX" w:eastAsia="es-ES"/>
+              </w:rPr>
+              <w:t>Cuento con al menos 2 años de experiencia en el desarrollo de servicios y aplicaciones web (frontend y backend), dashboards, tableros e informes automáticos. Genero soluciones de Inteligencia de Negocio mediante el desarrollo y mantenimiento de procesos y componentes de datos, implementando flujos Extraer, Transformar y Cargar (ETL) y modelos de información conforme a especificaciones técnicas y buenas prácticas, apoyando en la calidad y correcta ejecución de las soluciones bajo supervisión.</w:t>
+            </w:r>
+            <w:r>
+              <w:rPr>
+                <w:rFonts w:ascii="Arial" w:eastAsia="Times New Roman" w:hAnsi="Arial" w:cs="Arial"/>
+                <w:bCs/>
+                <w:sz w:val="18"/>
+                <w:szCs w:val="18"/>
+                <w:lang w:val="es-MX" w:eastAsia="es-ES"/>
+              </w:rPr>
+              <w:br/>
+            </w:r>
+            <w:r>
+              <w:rPr>
+                <w:rFonts w:ascii="Arial" w:eastAsia="Times New Roman" w:hAnsi="Arial" w:cs="Arial"/>
+                <w:bCs/>
+                <w:sz w:val="18"/>
+                <w:szCs w:val="18"/>
+                <w:lang w:val="es-MX" w:eastAsia="es-ES"/>
+              </w:rPr>
+              <w:br/>
+              <w:t>Tengo experiencia en análisis y desarrollo de procesos Extraer, Transformar y Cargar (ETL), manejo de herramientas de integración y bases de datos relacionales. Trabajo en colaboración con partes interesadas para convertir requisitos en soluciones técnicas, participo en la implementación y mantenimiento de procesos de datos y entrego componentes que facilitan el análisis y la continuidad operacional.</w:t>
+            </w:r>
+          </w:p>
+        </w:tc>
+      </w:tr>
+    </w:tbl>
+    <w:p>
+      <w:pPr>
+        <w:rPr>
+          <w:rFonts w:ascii="Arial" w:hAnsi="Arial" w:cs="Arial"/>
+          <w:bCs/>
+          <w:sz w:val="18"/>
+          <w:szCs w:val="18"/>
+          <w:lang w:val="es-MX"/>
+        </w:rPr>
+      </w:pPr>
+    </w:p>
+    <w:p>
+      <w:pPr>
+        <w:rPr>
+          <w:rFonts w:ascii="Arial" w:hAnsi="Arial" w:cs="Arial"/>
+          <w:bCs/>
+          <w:sz w:val="18"/>
+          <w:szCs w:val="18"/>
+        </w:rPr>
+      </w:pPr>
+    </w:p>
+    <w:p>
+      <w:pPr>
+        <w:rPr>
+          <w:rFonts w:ascii="Arial" w:hAnsi="Arial" w:cs="Arial"/>
+          <w:b/>
+          <w:sz w:val="18"/>
+          <w:szCs w:val="18"/>
+          <w:u w:val="single"/>
+        </w:rPr>
+      </w:pPr>
+      <w:r>
+        <w:rPr>
+          <w:rFonts w:ascii="Arial" w:hAnsi="Arial" w:cs="Arial"/>
+          <w:b/>
+          <w:sz w:val="18"/>
+          <w:szCs w:val="18"/>
+          <w:u w:val="single"/>
+        </w:rPr>
+        <w:t>EXPERIENCIA LABORAL</w:t>
       </w:r>
     </w:p>
     <w:p>
@@ -256,17 +404,6 @@
           <w:lang w:val="en-US"/>
         </w:rPr>
       </w:pPr>
-      <w:r>
-        <w:rPr>
-          <w:rFonts w:ascii="Arial" w:hAnsi="Arial" w:cs="Arial"/>
-          <w:bCs/>
-          <w:sz w:val="18"/>
-          <w:szCs w:val="18"/>
-          <w:lang w:val="en-US"/>
-        </w:rPr>
-        <w:t xml:space="preserve"/>
-      </w:r>
-      <w:proofErr w:type="gramEnd"/>
     </w:p>
     <w:tbl>
       <w:tblPr>
@@ -316,7 +453,7 @@
                 <w:szCs w:val="18"/>
                 <w:lang w:val="es-MX"/>
               </w:rPr>
-              <w:t xml:space="preserve">Empresa</w:t>
+              <w:t>Empresa</w:t>
             </w:r>
           </w:p>
           <w:p>
@@ -329,7 +466,6 @@
                 <w:lang w:val="es-MX"/>
               </w:rPr>
             </w:pPr>
-            <w:proofErr w:type="gramStart"/>
             <w:r>
               <w:rPr>
                 <w:rFonts w:ascii="Arial" w:hAnsi="Arial" w:cs="Arial"/>
@@ -337,7 +473,7 @@
                 <w:szCs w:val="18"/>
                 <w:lang w:val="es-MX"/>
               </w:rPr>
-              <w:t xml:space="preserve">Softtek</w:t>
+              <w:t>Softtek</w:t>
             </w:r>
           </w:p>
         </w:tc>
@@ -352,7 +488,7 @@
                 <w:b/>
                 <w:sz w:val="18"/>
                 <w:szCs w:val="18"/>
-                <w:lang w:val="es-MX"/>
+                <w:lang w:val="en-US"/>
               </w:rPr>
             </w:pPr>
             <w:r>
@@ -361,9 +497,9 @@
                 <w:b/>
                 <w:sz w:val="18"/>
                 <w:szCs w:val="18"/>
-                <w:lang w:val="es-MX"/>
-              </w:rPr>
-              <w:t xml:space="preserve">Puesto</w:t>
+                <w:lang w:val="en-US"/>
+              </w:rPr>
+              <w:t>Puesto</w:t>
             </w:r>
           </w:p>
           <w:p>
@@ -373,18 +509,17 @@
                 <w:bCs/>
                 <w:sz w:val="18"/>
                 <w:szCs w:val="18"/>
-                <w:lang w:val="es-MX"/>
+                <w:lang w:val="en-US"/>
               </w:rPr>
             </w:pPr>
-            <w:proofErr w:type="gramStart"/>
             <w:r>
               <w:rPr>
                 <w:rFonts w:ascii="Arial" w:hAnsi="Arial" w:cs="Arial"/>
                 <w:sz w:val="18"/>
                 <w:szCs w:val="18"/>
-                <w:lang w:val="es-MX"/>
-              </w:rPr>
-              <w:t xml:space="preserve">Data Management Engineer OnPrem ETL PR</w:t>
+                <w:lang w:val="en-US"/>
+              </w:rPr>
+              <w:t>Data Management Engineer OnPrem ETL PR</w:t>
             </w:r>
           </w:p>
         </w:tc>
@@ -410,7 +545,7 @@
                 <w:szCs w:val="18"/>
                 <w:lang w:val="es-MX"/>
               </w:rPr>
-              <w:t xml:space="preserve">Desde:</w:t>
+              <w:t>Desde:</w:t>
             </w:r>
           </w:p>
           <w:p>
@@ -423,7 +558,6 @@
                 <w:lang w:val="es-MX"/>
               </w:rPr>
             </w:pPr>
-            <w:proofErr w:type="gramStart"/>
             <w:r>
               <w:rPr>
                 <w:rFonts w:ascii="Arial" w:hAnsi="Arial" w:cs="Arial"/>
@@ -431,7 +565,7 @@
                 <w:szCs w:val="18"/>
                 <w:lang w:val="es-MX"/>
               </w:rPr>
-              <w:t xml:space="preserve">noviembre 2023</w:t>
+              <w:t>01 noviembre 2023</w:t>
             </w:r>
           </w:p>
         </w:tc>
@@ -466,7 +600,6 @@
                 <w:lang w:val="es-MX"/>
               </w:rPr>
             </w:pPr>
-            <w:proofErr w:type="gramStart"/>
             <w:r>
               <w:rPr>
                 <w:rFonts w:ascii="Arial" w:hAnsi="Arial" w:cs="Arial"/>
@@ -474,7 +607,7 @@
                 <w:szCs w:val="18"/>
                 <w:lang w:val="es-MX"/>
               </w:rPr>
-              <w:t xml:space="preserve">presente</w:t>
+              <w:t>Actual</w:t>
             </w:r>
           </w:p>
         </w:tc>
@@ -538,7 +671,7 @@
                 <w:szCs w:val="18"/>
                 <w:lang w:val="es-MX"/>
               </w:rPr>
-              <w:t xml:space="preserve">Actividades Principales</w:t>
+              <w:t>Actividades Principales</w:t>
             </w:r>
           </w:p>
         </w:tc>
@@ -554,30 +687,16 @@
               <w:rPr>
                 <w:sz w:val="18"/>
                 <w:szCs w:val="20"/>
+                <w:lang w:val="es-MX"/>
               </w:rPr>
             </w:pPr>
             <w:r>
               <w:rPr>
                 <w:sz w:val="18"/>
                 <w:szCs w:val="20"/>
-              </w:rPr>
-              <w:t xml:space="preserve">•</w:t>
-            </w:r>
-            <w:proofErr w:type="gramEnd"/>
-            <w:r>
-              <w:rPr>
-                <w:sz w:val="18"/>
-                <w:szCs w:val="20"/>
-              </w:rPr>
-              <w:t xml:space="preserve"> </w:t>
-            </w:r>
-            <w:proofErr w:type="gramStart"/>
-            <w:r>
-              <w:rPr>
-                <w:sz w:val="18"/>
-                <w:szCs w:val="20"/>
-              </w:rPr>
-              <w:t xml:space="preserve">Analizar procesos para aplicaciones de negocio</w:t>
+                <w:lang w:val="es-MX"/>
+              </w:rPr>
+              <w:t>• Creo sistemas (paquetes de software), los implemento y realizo su puesta a punto para que sean funcionales, utilizando diversos lenguajes de programación. Cuento con habilidades en bases de datos relacionales y no relacionales, así como en técnicas de diseño para el modelado de datos. Además, desarrollo, doy mantenimiento y brindo soporte a procesos Extraer, Transformar y Cargar (ETL), y manejo herramientas de BI como Databricks (Plataforma de analítica basada en Apache Spark) y Fabric.</w:t>
             </w:r>
           </w:p>
           <w:p>
@@ -587,30 +706,16 @@
               <w:jc w:val="both"/>
               <w:rPr>
                 <w:szCs w:val="22"/>
+                <w:lang w:val="es-MX"/>
               </w:rPr>
             </w:pPr>
             <w:r>
               <w:rPr>
                 <w:sz w:val="18"/>
                 <w:szCs w:val="20"/>
-              </w:rPr>
-              <w:t xml:space="preserve">•</w:t>
-            </w:r>
-            <w:proofErr w:type="gramEnd"/>
-            <w:r>
-              <w:rPr>
-                <w:sz w:val="18"/>
-                <w:szCs w:val="20"/>
-              </w:rPr>
-              <w:t xml:space="preserve"> </w:t>
-            </w:r>
-            <w:proofErr w:type="gramStart"/>
-            <w:r>
-              <w:rPr>
-                <w:sz w:val="18"/>
-                <w:szCs w:val="20"/>
-              </w:rPr>
-              <w:t xml:space="preserve">Actualizar y optimizar código existente para cumplir reglas de negocio</w:t>
+                <w:lang w:val="es-MX"/>
+              </w:rPr>
+              <w:t>• Desarrollo e implemento sistemas y componentes de software para soluciones de Inteligencia de Negocio.</w:t>
             </w:r>
           </w:p>
           <w:p>
@@ -620,30 +725,16 @@
               <w:jc w:val="both"/>
               <w:rPr>
                 <w:szCs w:val="22"/>
+                <w:lang w:val="es-MX"/>
               </w:rPr>
             </w:pPr>
             <w:r>
               <w:rPr>
                 <w:sz w:val="18"/>
                 <w:szCs w:val="20"/>
-              </w:rPr>
-              <w:t xml:space="preserve">•</w:t>
-            </w:r>
-            <w:proofErr w:type="gramEnd"/>
-            <w:r>
-              <w:rPr>
-                <w:sz w:val="18"/>
-                <w:szCs w:val="20"/>
-              </w:rPr>
-              <w:t xml:space="preserve"> </w:t>
-            </w:r>
-            <w:proofErr w:type="gramStart"/>
-            <w:r>
-              <w:rPr>
-                <w:sz w:val="18"/>
-                <w:szCs w:val="20"/>
-              </w:rPr>
-              <w:t xml:space="preserve">Desarrollar y mantener aplicaciones Oracle</w:t>
+                <w:lang w:val="es-MX"/>
+              </w:rPr>
+              <w:t>• Apoyo en la puesta a punto y correcto funcionamiento de las soluciones desarrolladas.</w:t>
             </w:r>
           </w:p>
           <w:p>
@@ -653,30 +744,16 @@
               <w:jc w:val="both"/>
               <w:rPr>
                 <w:szCs w:val="22"/>
+                <w:lang w:val="es-MX"/>
               </w:rPr>
             </w:pPr>
             <w:r>
               <w:rPr>
                 <w:sz w:val="18"/>
                 <w:szCs w:val="20"/>
-              </w:rPr>
-              <w:t xml:space="preserve">•</w:t>
-            </w:r>
-            <w:proofErr w:type="gramEnd"/>
-            <w:r>
-              <w:rPr>
-                <w:sz w:val="18"/>
-                <w:szCs w:val="20"/>
-              </w:rPr>
-              <w:t xml:space="preserve"> </w:t>
-            </w:r>
-            <w:proofErr w:type="gramStart"/>
-            <w:r>
-              <w:rPr>
-                <w:sz w:val="18"/>
-                <w:szCs w:val="20"/>
-              </w:rPr>
-              <w:t xml:space="preserve">Colaborar con stakeholders para asegurar que el software cumpla necesidades operativas</w:t>
+                <w:lang w:val="es-MX"/>
+              </w:rPr>
+              <w:t>• Desarrollo, mantengo y doy soporte a procesos Extraer, Transformar y Cargar (ETL) para la integración y transformación de datos.</w:t>
             </w:r>
           </w:p>
           <w:p>
@@ -686,30 +763,16 @@
               <w:jc w:val="both"/>
               <w:rPr>
                 <w:szCs w:val="22"/>
+                <w:lang w:val="es-MX"/>
               </w:rPr>
             </w:pPr>
             <w:r>
               <w:rPr>
                 <w:sz w:val="18"/>
                 <w:szCs w:val="20"/>
-              </w:rPr>
-              <w:t xml:space="preserve">•</w:t>
-            </w:r>
-            <w:proofErr w:type="gramEnd"/>
-            <w:r>
-              <w:rPr>
-                <w:sz w:val="18"/>
-                <w:szCs w:val="20"/>
-              </w:rPr>
-              <w:t xml:space="preserve"> </w:t>
-            </w:r>
-            <w:proofErr w:type="gramStart"/>
-            <w:r>
-              <w:rPr>
-                <w:sz w:val="18"/>
-                <w:szCs w:val="20"/>
-              </w:rPr>
-              <w:t xml:space="preserve">Desarrollar aplicaciones web en Java y jQuery</w:t>
+                <w:lang w:val="es-MX"/>
+              </w:rPr>
+              <w:t>• Colaboro en el modelado de datos utilizando bases de datos relacionales y no relacionales.</w:t>
             </w:r>
           </w:p>
           <w:p>
@@ -719,30 +782,16 @@
               <w:jc w:val="both"/>
               <w:rPr>
                 <w:szCs w:val="22"/>
+                <w:lang w:val="es-MX"/>
               </w:rPr>
             </w:pPr>
             <w:r>
               <w:rPr>
                 <w:sz w:val="18"/>
                 <w:szCs w:val="20"/>
-              </w:rPr>
-              <w:t xml:space="preserve">•</w:t>
-            </w:r>
-            <w:proofErr w:type="gramEnd"/>
-            <w:r>
-              <w:rPr>
-                <w:sz w:val="18"/>
-                <w:szCs w:val="20"/>
-              </w:rPr>
-              <w:t xml:space="preserve"> </w:t>
-            </w:r>
-            <w:proofErr w:type="gramStart"/>
-            <w:r>
-              <w:rPr>
-                <w:sz w:val="18"/>
-                <w:szCs w:val="20"/>
-              </w:rPr>
-              <w:t xml:space="preserve">Desarrollar y consumir Web Services y trabajar con XML</w:t>
+                <w:lang w:val="es-MX"/>
+              </w:rPr>
+              <w:t>• Apoyo en la construcción de estructuras de datos para soluciones analíticas y de BI.</w:t>
             </w:r>
           </w:p>
           <w:p>
@@ -752,30 +801,16 @@
               <w:jc w:val="both"/>
               <w:rPr>
                 <w:szCs w:val="22"/>
+                <w:lang w:val="es-MX"/>
               </w:rPr>
             </w:pPr>
             <w:r>
               <w:rPr>
                 <w:sz w:val="18"/>
                 <w:szCs w:val="20"/>
-              </w:rPr>
-              <w:t xml:space="preserve">•</w:t>
-            </w:r>
-            <w:proofErr w:type="gramEnd"/>
-            <w:r>
-              <w:rPr>
-                <w:sz w:val="18"/>
-                <w:szCs w:val="20"/>
-              </w:rPr>
-              <w:t xml:space="preserve"> </w:t>
-            </w:r>
-            <w:proofErr w:type="gramStart"/>
-            <w:r>
-              <w:rPr>
-                <w:sz w:val="18"/>
-                <w:szCs w:val="20"/>
-              </w:rPr>
-              <w:t xml:space="preserve">Desarrollar en JavaScript y AJAX</w:t>
+                <w:lang w:val="es-MX"/>
+              </w:rPr>
+              <w:t>• Utilizo herramientas de BI como Databricks (Plataforma de analítica basada en Apache Spark) y Fabric para el procesamiento y análisis de información.</w:t>
             </w:r>
           </w:p>
           <w:p>
@@ -785,30 +820,16 @@
               <w:jc w:val="both"/>
               <w:rPr>
                 <w:szCs w:val="22"/>
+                <w:lang w:val="es-MX"/>
               </w:rPr>
             </w:pPr>
             <w:r>
               <w:rPr>
                 <w:sz w:val="18"/>
                 <w:szCs w:val="20"/>
-              </w:rPr>
-              <w:t xml:space="preserve">•</w:t>
-            </w:r>
-            <w:proofErr w:type="gramEnd"/>
-            <w:r>
-              <w:rPr>
-                <w:sz w:val="18"/>
-                <w:szCs w:val="20"/>
-              </w:rPr>
-              <w:t xml:space="preserve"> </w:t>
-            </w:r>
-            <w:proofErr w:type="gramStart"/>
-            <w:r>
-              <w:rPr>
-                <w:sz w:val="18"/>
-                <w:szCs w:val="20"/>
-              </w:rPr>
-              <w:t xml:space="preserve">Trabajar con SQL para consultas y manipulación de datos</w:t>
+                <w:lang w:val="es-MX"/>
+              </w:rPr>
+              <w:t>• Atiendo incidencias básicas y doy soporte a los procesos y soluciones implementadas.</w:t>
             </w:r>
           </w:p>
           <w:p>
@@ -818,30 +839,16 @@
               <w:jc w:val="both"/>
               <w:rPr>
                 <w:szCs w:val="22"/>
+                <w:lang w:val="es-MX"/>
               </w:rPr>
             </w:pPr>
             <w:r>
               <w:rPr>
                 <w:sz w:val="18"/>
                 <w:szCs w:val="20"/>
-              </w:rPr>
-              <w:t xml:space="preserve">•</w:t>
-            </w:r>
-            <w:proofErr w:type="gramEnd"/>
-            <w:r>
-              <w:rPr>
-                <w:sz w:val="18"/>
-                <w:szCs w:val="20"/>
-              </w:rPr>
-              <w:t xml:space="preserve"> </w:t>
-            </w:r>
-            <w:proofErr w:type="gramStart"/>
-            <w:r>
-              <w:rPr>
-                <w:sz w:val="18"/>
-                <w:szCs w:val="20"/>
-              </w:rPr>
-              <w:t xml:space="preserve">Utilizar Oracle Forms 12c y Reports 12c en el desarrollo y mantenimiento</w:t>
+                <w:lang w:val="es-MX"/>
+              </w:rPr>
+              <w:t>• Aplico buenas prácticas de desarrollo y lineamientos definidos por el equipo.</w:t>
             </w:r>
           </w:p>
           <w:p>
@@ -851,30 +858,16 @@
               <w:jc w:val="both"/>
               <w:rPr>
                 <w:szCs w:val="22"/>
+                <w:lang w:val="es-MX"/>
               </w:rPr>
             </w:pPr>
             <w:r>
               <w:rPr>
                 <w:sz w:val="18"/>
                 <w:szCs w:val="20"/>
-              </w:rPr>
-              <w:t xml:space="preserve">•</w:t>
-            </w:r>
-            <w:proofErr w:type="gramEnd"/>
-            <w:r>
-              <w:rPr>
-                <w:sz w:val="18"/>
-                <w:szCs w:val="20"/>
-              </w:rPr>
-              <w:t xml:space="preserve"> </w:t>
-            </w:r>
-            <w:proofErr w:type="gramStart"/>
-            <w:r>
-              <w:rPr>
-                <w:sz w:val="18"/>
-                <w:szCs w:val="20"/>
-              </w:rPr>
-              <w:t xml:space="preserve">Desarrollar y gestionar procesos ETL OnPrem</w:t>
+                <w:lang w:val="es-MX"/>
+              </w:rPr>
+              <w:t>• Colaboro con equipos de trabajo para asegurar la correcta ejecución de las soluciones.</w:t>
             </w:r>
           </w:p>
           <w:p>
@@ -884,15 +877,331 @@
               <w:jc w:val="both"/>
               <w:rPr>
                 <w:szCs w:val="22"/>
+                <w:lang w:val="es-MX"/>
               </w:rPr>
             </w:pPr>
             <w:r>
               <w:rPr>
                 <w:sz w:val="18"/>
                 <w:szCs w:val="20"/>
-              </w:rPr>
-              <w:t xml:space="preserve"/>
+                <w:lang w:val="es-MX"/>
+              </w:rPr>
+              <w:t>• Documento procesos, desarrollos y configuraciones para asegurar su entendimiento y mantenimiento.</w:t>
             </w:r>
+          </w:p>
+          <w:p>
+            <w:pPr>
+              <w:pStyle w:val="NoSpacing"/>
+              <w:ind w:left="0"/>
+              <w:jc w:val="both"/>
+              <w:rPr>
+                <w:szCs w:val="22"/>
+                <w:lang w:val="es-MX"/>
+              </w:rPr>
+            </w:pPr>
+            <w:r>
+              <w:rPr>
+                <w:sz w:val="18"/>
+                <w:szCs w:val="20"/>
+                <w:lang w:val="es-MX"/>
+              </w:rPr>
+              <w:t xml:space="preserve">• Resuelvo problemas relacionados con el desarrollo, integración y procesamiento de datos en soluciones de Inteligencia de Negocio, analizando posibles soluciones mediante el uso de </w:t>
+            </w:r>
+            <w:r>
+              <w:rPr>
+                <w:sz w:val="18"/>
+                <w:szCs w:val="20"/>
+                <w:lang w:val="es-MX"/>
+              </w:rPr>
+              <w:lastRenderedPageBreak/>
+              <w:t>procedimientos y buenas prácticas estandarizadas. Trabajo bajo un nivel de supervisión frecuente y reconozco que los tiempos de entrega pueden presentar cierta variabilidad mientras consolido experiencia en el desarrollo de soluciones BI.</w:t>
+            </w:r>
+          </w:p>
+          <w:p>
+            <w:pPr>
+              <w:pStyle w:val="NoSpacing"/>
+              <w:ind w:left="0"/>
+              <w:jc w:val="both"/>
+              <w:rPr>
+                <w:szCs w:val="22"/>
+                <w:lang w:val="es-MX"/>
+              </w:rPr>
+            </w:pPr>
+            <w:r>
+              <w:rPr>
+                <w:sz w:val="18"/>
+                <w:szCs w:val="20"/>
+                <w:lang w:val="es-MX"/>
+              </w:rPr>
+              <w:t>• He aplicado el Curso de Python para desarrollar scripts y soluciones básicas utilizando los fundamentos del lenguaje Python.</w:t>
+            </w:r>
+          </w:p>
+          <w:p>
+            <w:pPr>
+              <w:pStyle w:val="NoSpacing"/>
+              <w:ind w:left="0"/>
+              <w:jc w:val="both"/>
+              <w:rPr>
+                <w:szCs w:val="22"/>
+                <w:lang w:val="es-MX"/>
+              </w:rPr>
+            </w:pPr>
+            <w:r>
+              <w:rPr>
+                <w:sz w:val="18"/>
+                <w:szCs w:val="20"/>
+                <w:lang w:val="es-MX"/>
+              </w:rPr>
+              <w:t>• He puesto en práctica el curso Diseño de Bases de Datos Relacionales para modelar y estructurar bases de datos relacionales aplicando buenas prácticas de normalización.</w:t>
+            </w:r>
+          </w:p>
+          <w:p>
+            <w:pPr>
+              <w:pStyle w:val="NoSpacing"/>
+              <w:ind w:left="0"/>
+              <w:jc w:val="both"/>
+              <w:rPr>
+                <w:szCs w:val="22"/>
+                <w:lang w:val="es-MX"/>
+              </w:rPr>
+            </w:pPr>
+            <w:r>
+              <w:rPr>
+                <w:sz w:val="18"/>
+                <w:szCs w:val="20"/>
+                <w:lang w:val="es-MX"/>
+              </w:rPr>
+              <w:t>• He aplicado el curso JavaScript TOTAL – De Cero a Programador Web en 18 Días para desarrollar funcionalidades dinámicas en aplicaciones web utilizando JavaScript.</w:t>
+            </w:r>
+          </w:p>
+          <w:p>
+            <w:pPr>
+              <w:pStyle w:val="NoSpacing"/>
+              <w:ind w:left="0"/>
+              <w:jc w:val="both"/>
+              <w:rPr>
+                <w:szCs w:val="22"/>
+                <w:lang w:val="es-MX"/>
+              </w:rPr>
+            </w:pPr>
+            <w:r>
+              <w:rPr>
+                <w:sz w:val="18"/>
+                <w:szCs w:val="20"/>
+                <w:lang w:val="es-MX"/>
+              </w:rPr>
+              <w:t>• He puesto en práctica el curso Oracle SQL Performance Tuning Masterclass (2025) para optimizar consultas y mejorar el rendimiento de bases de datos Oracle mediante técnicas de tuning SQL.</w:t>
+            </w:r>
+          </w:p>
+          <w:p>
+            <w:pPr>
+              <w:pStyle w:val="NoSpacing"/>
+              <w:ind w:left="0"/>
+              <w:jc w:val="both"/>
+              <w:rPr>
+                <w:szCs w:val="22"/>
+                <w:lang w:val="es-MX"/>
+              </w:rPr>
+            </w:pPr>
+            <w:r>
+              <w:rPr>
+                <w:sz w:val="18"/>
+                <w:szCs w:val="20"/>
+                <w:lang w:val="es-MX"/>
+              </w:rPr>
+              <w:t>• Participo en los siguientes procesos definidos por la metodología PDSS3 de atención de proyectos tradicionales de Softtek:</w:t>
+            </w:r>
+          </w:p>
+          <w:p>
+            <w:pPr>
+              <w:pStyle w:val="NoSpacing"/>
+              <w:numPr>
+                <w:ilvl w:val="0"/>
+                <w:numId w:val="39"/>
+              </w:numPr>
+              <w:jc w:val="both"/>
+              <w:rPr>
+                <w:szCs w:val="22"/>
+                <w:lang w:val="es-MX"/>
+              </w:rPr>
+            </w:pPr>
+            <w:r>
+              <w:rPr>
+                <w:sz w:val="18"/>
+                <w:szCs w:val="20"/>
+                <w:lang w:val="es-MX"/>
+              </w:rPr>
+              <w:t>CIS: Elaboro la especificación detallada de componentes.</w:t>
+            </w:r>
+          </w:p>
+          <w:p>
+            <w:pPr>
+              <w:pStyle w:val="NoSpacing"/>
+              <w:numPr>
+                <w:ilvl w:val="0"/>
+                <w:numId w:val="39"/>
+              </w:numPr>
+              <w:jc w:val="both"/>
+              <w:rPr>
+                <w:szCs w:val="22"/>
+                <w:lang w:val="es-MX"/>
+              </w:rPr>
+            </w:pPr>
+            <w:r>
+              <w:rPr>
+                <w:sz w:val="18"/>
+                <w:szCs w:val="20"/>
+                <w:lang w:val="es-MX"/>
+              </w:rPr>
+              <w:t>CTR: Realizo la construcción de componentes.</w:t>
+            </w:r>
+          </w:p>
+          <w:p>
+            <w:pPr>
+              <w:pStyle w:val="NoSpacing"/>
+              <w:numPr>
+                <w:ilvl w:val="0"/>
+                <w:numId w:val="39"/>
+              </w:numPr>
+              <w:jc w:val="both"/>
+              <w:rPr>
+                <w:szCs w:val="22"/>
+                <w:lang w:val="es-MX"/>
+              </w:rPr>
+            </w:pPr>
+            <w:r>
+              <w:rPr>
+                <w:sz w:val="18"/>
+                <w:szCs w:val="20"/>
+                <w:lang w:val="es-MX"/>
+              </w:rPr>
+              <w:t>DOC: Genero la documentación técnica.</w:t>
+            </w:r>
+          </w:p>
+          <w:p>
+            <w:pPr>
+              <w:pStyle w:val="NoSpacing"/>
+              <w:ind w:left="0"/>
+              <w:jc w:val="both"/>
+              <w:rPr>
+                <w:szCs w:val="22"/>
+                <w:lang w:val="es-MX"/>
+              </w:rPr>
+            </w:pPr>
+            <w:r>
+              <w:rPr>
+                <w:sz w:val="18"/>
+                <w:szCs w:val="20"/>
+                <w:lang w:val="es-MX"/>
+              </w:rPr>
+              <w:t>• Realizo análisis de procesos para aplicaciones de negocio.</w:t>
+            </w:r>
+          </w:p>
+          <w:p>
+            <w:pPr>
+              <w:pStyle w:val="NoSpacing"/>
+              <w:ind w:left="0"/>
+              <w:jc w:val="both"/>
+              <w:rPr>
+                <w:szCs w:val="22"/>
+                <w:lang w:val="es-MX"/>
+              </w:rPr>
+            </w:pPr>
+            <w:r>
+              <w:rPr>
+                <w:sz w:val="18"/>
+                <w:szCs w:val="20"/>
+                <w:lang w:val="es-MX"/>
+              </w:rPr>
+              <w:t>• Actualizo y optimizo código existente para asegurar el cumplimiento de las reglas de negocio.</w:t>
+            </w:r>
+          </w:p>
+          <w:p>
+            <w:pPr>
+              <w:pStyle w:val="NoSpacing"/>
+              <w:ind w:left="0"/>
+              <w:jc w:val="both"/>
+              <w:rPr>
+                <w:szCs w:val="22"/>
+                <w:lang w:val="es-MX"/>
+              </w:rPr>
+            </w:pPr>
+            <w:r>
+              <w:rPr>
+                <w:sz w:val="18"/>
+                <w:szCs w:val="20"/>
+                <w:lang w:val="es-MX"/>
+              </w:rPr>
+              <w:t>• Utilizo Forms 12c y Reports 12c para el desarrollo y mantenimiento de aplicaciones Oracle.</w:t>
+            </w:r>
+          </w:p>
+          <w:p>
+            <w:pPr>
+              <w:pStyle w:val="NoSpacing"/>
+              <w:ind w:left="0"/>
+              <w:jc w:val="both"/>
+              <w:rPr>
+                <w:szCs w:val="22"/>
+                <w:lang w:val="es-MX"/>
+              </w:rPr>
+            </w:pPr>
+            <w:r>
+              <w:rPr>
+                <w:sz w:val="18"/>
+                <w:szCs w:val="20"/>
+                <w:lang w:val="es-MX"/>
+              </w:rPr>
+              <w:t>• Desarrollé soluciones y componentes usando Forms 12c y Reports 12c.</w:t>
+            </w:r>
+          </w:p>
+          <w:p>
+            <w:pPr>
+              <w:pStyle w:val="NoSpacing"/>
+              <w:ind w:left="0"/>
+              <w:jc w:val="both"/>
+              <w:rPr>
+                <w:szCs w:val="22"/>
+                <w:lang w:val="es-MX"/>
+              </w:rPr>
+            </w:pPr>
+            <w:r>
+              <w:rPr>
+                <w:sz w:val="18"/>
+                <w:szCs w:val="20"/>
+                <w:lang w:val="es-MX"/>
+              </w:rPr>
+              <w:t>• Trabajé con MySQL para tareas relacionadas con consultas y soporte de datos.</w:t>
+            </w:r>
+          </w:p>
+          <w:p>
+            <w:pPr>
+              <w:pStyle w:val="NoSpacing"/>
+              <w:ind w:left="0"/>
+              <w:jc w:val="both"/>
+              <w:rPr>
+                <w:szCs w:val="22"/>
+                <w:lang w:val="es-MX"/>
+              </w:rPr>
+            </w:pPr>
+            <w:r>
+              <w:rPr>
+                <w:sz w:val="18"/>
+                <w:szCs w:val="20"/>
+                <w:lang w:val="es-MX"/>
+              </w:rPr>
+              <w:t>• Participé en el análisis y ajustes de reportes y formularios para aplicaciones empresariales.</w:t>
+            </w:r>
+          </w:p>
+          <w:p>
+            <w:pPr>
+              <w:pStyle w:val="NoSpacing"/>
+              <w:ind w:left="0"/>
+              <w:jc w:val="both"/>
+              <w:rPr>
+                <w:szCs w:val="22"/>
+                <w:lang w:val="es-MX"/>
+              </w:rPr>
+            </w:pPr>
           </w:p>
         </w:tc>
       </w:tr>
@@ -907,7 +1216,355 @@
           <w:lang w:val="es-419"/>
         </w:rPr>
       </w:pPr>
-      <w:r>
+    </w:p>
+    <w:tbl>
+      <w:tblPr>
+        <w:tblW w:w="0" w:type="auto"/>
+        <w:tblInd w:w="-75" w:type="dxa"/>
+        <w:tblBorders>
+          <w:top w:val="single" w:sz="4" w:space="0" w:color="auto"/>
+          <w:left w:val="single" w:sz="4" w:space="0" w:color="auto"/>
+          <w:bottom w:val="single" w:sz="4" w:space="0" w:color="auto"/>
+          <w:right w:val="single" w:sz="4" w:space="0" w:color="auto"/>
+          <w:insideH w:val="single" w:sz="4" w:space="0" w:color="auto"/>
+          <w:insideV w:val="single" w:sz="4" w:space="0" w:color="auto"/>
+        </w:tblBorders>
+        <w:tblLayout w:type="fixed"/>
+        <w:tblCellMar>
+          <w:left w:w="105" w:type="dxa"/>
+          <w:right w:w="105" w:type="dxa"/>
+        </w:tblCellMar>
+        <w:tblLook w:val="0000" w:firstRow="0" w:lastRow="0" w:firstColumn="0" w:lastColumn="0" w:noHBand="0" w:noVBand="0"/>
+      </w:tblPr>
+      <w:tblGrid>
+        <w:gridCol w:w="2472"/>
+        <w:gridCol w:w="2472"/>
+        <w:gridCol w:w="2472"/>
+        <w:gridCol w:w="2475"/>
+      </w:tblGrid>
+      <w:tr>
+        <w:tc>
+          <w:tcPr>
+            <w:tcW w:w="2472" w:type="dxa"/>
+          </w:tcPr>
+          <w:p>
+            <w:pPr>
+              <w:rPr>
+                <w:rFonts w:ascii="Arial" w:hAnsi="Arial" w:cs="Arial"/>
+                <w:b/>
+                <w:sz w:val="18"/>
+                <w:szCs w:val="18"/>
+                <w:lang w:val="es-MX"/>
+              </w:rPr>
+            </w:pPr>
+            <w:r>
+              <w:rPr>
+                <w:rFonts w:ascii="Arial" w:hAnsi="Arial" w:cs="Arial"/>
+                <w:b/>
+                <w:sz w:val="18"/>
+                <w:szCs w:val="18"/>
+                <w:lang w:val="es-MX"/>
+              </w:rPr>
+              <w:t>Empresa</w:t>
+            </w:r>
+          </w:p>
+          <w:p>
+            <w:pPr>
+              <w:rPr>
+                <w:rFonts w:ascii="Arial" w:hAnsi="Arial" w:cs="Arial"/>
+                <w:color w:val="0070C0"/>
+                <w:sz w:val="18"/>
+                <w:szCs w:val="18"/>
+                <w:lang w:val="es-MX"/>
+              </w:rPr>
+            </w:pPr>
+            <w:r>
+              <w:rPr>
+                <w:rFonts w:ascii="Arial" w:hAnsi="Arial" w:cs="Arial"/>
+                <w:sz w:val="18"/>
+                <w:szCs w:val="18"/>
+                <w:lang w:val="es-MX"/>
+              </w:rPr>
+              <w:t>General Electric</w:t>
+            </w:r>
+          </w:p>
+        </w:tc>
+        <w:tc>
+          <w:tcPr>
+            <w:tcW w:w="2472" w:type="dxa"/>
+          </w:tcPr>
+          <w:p>
+            <w:pPr>
+              <w:rPr>
+                <w:rFonts w:ascii="Arial" w:hAnsi="Arial" w:cs="Arial"/>
+                <w:b/>
+                <w:sz w:val="18"/>
+                <w:szCs w:val="18"/>
+                <w:lang w:val="es-MX"/>
+              </w:rPr>
+            </w:pPr>
+            <w:r>
+              <w:rPr>
+                <w:rFonts w:ascii="Arial" w:hAnsi="Arial" w:cs="Arial"/>
+                <w:b/>
+                <w:sz w:val="18"/>
+                <w:szCs w:val="18"/>
+                <w:lang w:val="es-MX"/>
+              </w:rPr>
+              <w:t>Puesto</w:t>
+            </w:r>
+          </w:p>
+          <w:p>
+            <w:pPr>
+              <w:rPr>
+                <w:rFonts w:ascii="Arial" w:hAnsi="Arial" w:cs="Arial"/>
+                <w:bCs/>
+                <w:sz w:val="18"/>
+                <w:szCs w:val="18"/>
+                <w:lang w:val="es-MX"/>
+              </w:rPr>
+            </w:pPr>
+            <w:r>
+              <w:rPr>
+                <w:rFonts w:ascii="Arial" w:hAnsi="Arial" w:cs="Arial"/>
+                <w:sz w:val="18"/>
+                <w:szCs w:val="18"/>
+                <w:lang w:val="es-MX"/>
+              </w:rPr>
+              <w:t>Oracle Developer</w:t>
+            </w:r>
+          </w:p>
+        </w:tc>
+        <w:tc>
+          <w:tcPr>
+            <w:tcW w:w="2472" w:type="dxa"/>
+          </w:tcPr>
+          <w:p>
+            <w:pPr>
+              <w:rPr>
+                <w:rFonts w:ascii="Arial" w:hAnsi="Arial" w:cs="Arial"/>
+                <w:b/>
+                <w:sz w:val="18"/>
+                <w:szCs w:val="18"/>
+                <w:lang w:val="es-MX"/>
+              </w:rPr>
+            </w:pPr>
+            <w:r>
+              <w:rPr>
+                <w:rFonts w:ascii="Arial" w:hAnsi="Arial" w:cs="Arial"/>
+                <w:b/>
+                <w:sz w:val="18"/>
+                <w:szCs w:val="18"/>
+                <w:lang w:val="es-MX"/>
+              </w:rPr>
+              <w:t>Desde:</w:t>
+            </w:r>
+          </w:p>
+          <w:p>
+            <w:pPr>
+              <w:rPr>
+                <w:rFonts w:ascii="Arial" w:hAnsi="Arial" w:cs="Arial"/>
+                <w:bCs/>
+                <w:sz w:val="18"/>
+                <w:szCs w:val="18"/>
+                <w:lang w:val="es-MX"/>
+              </w:rPr>
+            </w:pPr>
+            <w:r>
+              <w:rPr>
+                <w:rFonts w:ascii="Arial" w:hAnsi="Arial" w:cs="Arial"/>
+                <w:sz w:val="18"/>
+                <w:szCs w:val="18"/>
+                <w:lang w:val="es-MX"/>
+              </w:rPr>
+              <w:t>01 marzo 2024</w:t>
+            </w:r>
+          </w:p>
+        </w:tc>
+        <w:tc>
+          <w:tcPr>
+            <w:tcW w:w="2475" w:type="dxa"/>
+          </w:tcPr>
+          <w:p>
+            <w:pPr>
+              <w:pStyle w:val="Heading2"/>
+              <w:rPr>
+                <w:bCs w:val="0"/>
+                <w:szCs w:val="18"/>
+                <w:lang w:val="es-MX"/>
+              </w:rPr>
+            </w:pPr>
+            <w:r>
+              <w:rPr>
+                <w:bCs w:val="0"/>
+                <w:szCs w:val="18"/>
+                <w:lang w:val="es-MX"/>
+              </w:rPr>
+              <w:t xml:space="preserve">Hasta: </w:t>
+            </w:r>
+          </w:p>
+          <w:p>
+            <w:pPr>
+              <w:rPr>
+                <w:rFonts w:ascii="Arial" w:hAnsi="Arial" w:cs="Arial"/>
+                <w:sz w:val="18"/>
+                <w:szCs w:val="18"/>
+                <w:lang w:val="es-MX"/>
+              </w:rPr>
+            </w:pPr>
+            <w:r>
+              <w:rPr>
+                <w:rFonts w:ascii="Arial" w:hAnsi="Arial" w:cs="Arial"/>
+                <w:sz w:val="18"/>
+                <w:szCs w:val="18"/>
+                <w:lang w:val="es-MX"/>
+              </w:rPr>
+              <w:t>31 diciembre 2024</w:t>
+            </w:r>
+          </w:p>
+        </w:tc>
+      </w:tr>
+    </w:tbl>
+    <w:p>
+      <w:pPr>
+        <w:rPr>
+          <w:rFonts w:ascii="Arial" w:hAnsi="Arial" w:cs="Arial"/>
+          <w:bCs/>
+          <w:sz w:val="18"/>
+          <w:szCs w:val="18"/>
+          <w:lang w:val="en-US"/>
+        </w:rPr>
+      </w:pPr>
+    </w:p>
+    <w:tbl>
+      <w:tblPr>
+        <w:tblW w:w="0" w:type="auto"/>
+        <w:tblInd w:w="-75" w:type="dxa"/>
+        <w:tblBorders>
+          <w:top w:val="single" w:sz="4" w:space="0" w:color="auto"/>
+          <w:left w:val="single" w:sz="4" w:space="0" w:color="auto"/>
+          <w:bottom w:val="single" w:sz="4" w:space="0" w:color="auto"/>
+          <w:right w:val="single" w:sz="4" w:space="0" w:color="auto"/>
+          <w:insideH w:val="single" w:sz="4" w:space="0" w:color="auto"/>
+          <w:insideV w:val="single" w:sz="4" w:space="0" w:color="auto"/>
+        </w:tblBorders>
+        <w:tblLayout w:type="fixed"/>
+        <w:tblCellMar>
+          <w:left w:w="105" w:type="dxa"/>
+          <w:right w:w="105" w:type="dxa"/>
+        </w:tblCellMar>
+        <w:tblLook w:val="0000" w:firstRow="0" w:lastRow="0" w:firstColumn="0" w:lastColumn="0" w:noHBand="0" w:noVBand="0"/>
+      </w:tblPr>
+      <w:tblGrid>
+        <w:gridCol w:w="2070"/>
+        <w:gridCol w:w="7821"/>
+      </w:tblGrid>
+      <w:tr>
+        <w:tc>
+          <w:tcPr>
+            <w:tcW w:w="2070" w:type="dxa"/>
+          </w:tcPr>
+          <w:p>
+            <w:pPr>
+              <w:rPr>
+                <w:rFonts w:ascii="Arial" w:hAnsi="Arial" w:cs="Arial"/>
+                <w:b/>
+                <w:bCs/>
+                <w:sz w:val="18"/>
+                <w:szCs w:val="18"/>
+              </w:rPr>
+            </w:pPr>
+            <w:r>
+              <w:rPr>
+                <w:rFonts w:ascii="Arial" w:hAnsi="Arial" w:cs="Arial"/>
+                <w:b/>
+                <w:bCs/>
+                <w:sz w:val="18"/>
+                <w:szCs w:val="18"/>
+                <w:lang w:val="es-MX"/>
+              </w:rPr>
+              <w:t>Actividades Principales</w:t>
+            </w:r>
+          </w:p>
+        </w:tc>
+        <w:tc>
+          <w:tcPr>
+            <w:tcW w:w="7821" w:type="dxa"/>
+          </w:tcPr>
+          <w:p>
+            <w:pPr>
+              <w:pStyle w:val="NoSpacing"/>
+              <w:ind w:left="0"/>
+              <w:jc w:val="both"/>
+              <w:rPr>
+                <w:sz w:val="18"/>
+                <w:szCs w:val="20"/>
+                <w:lang w:val="es-MX"/>
+              </w:rPr>
+            </w:pPr>
+            <w:r>
+              <w:rPr>
+                <w:sz w:val="18"/>
+                <w:szCs w:val="20"/>
+                <w:lang w:val="es-MX"/>
+              </w:rPr>
+              <w:t>• Desarrollé soluciones y componentes usando Forms 12c y Reports 12c.</w:t>
+            </w:r>
+          </w:p>
+          <w:p>
+            <w:pPr>
+              <w:pStyle w:val="NoSpacing"/>
+              <w:ind w:left="0"/>
+              <w:jc w:val="both"/>
+              <w:rPr>
+                <w:szCs w:val="22"/>
+                <w:lang w:val="es-MX"/>
+              </w:rPr>
+            </w:pPr>
+            <w:r>
+              <w:rPr>
+                <w:sz w:val="18"/>
+                <w:szCs w:val="20"/>
+                <w:lang w:val="es-MX"/>
+              </w:rPr>
+              <w:t>• Trabajé con MySQL para tareas relacionadas con consultas y soporte de datos.</w:t>
+            </w:r>
+          </w:p>
+          <w:p>
+            <w:pPr>
+              <w:pStyle w:val="NoSpacing"/>
+              <w:ind w:left="0"/>
+              <w:jc w:val="both"/>
+              <w:rPr>
+                <w:szCs w:val="22"/>
+                <w:lang w:val="es-MX"/>
+              </w:rPr>
+            </w:pPr>
+            <w:r>
+              <w:rPr>
+                <w:sz w:val="18"/>
+                <w:szCs w:val="20"/>
+                <w:lang w:val="es-MX"/>
+              </w:rPr>
+              <w:t>• Participé en el análisis y ajustes de reportes y formularios para aplicaciones empresariales.</w:t>
+            </w:r>
+          </w:p>
+          <w:p>
+            <w:pPr>
+              <w:pStyle w:val="NoSpacing"/>
+              <w:ind w:left="0"/>
+              <w:jc w:val="both"/>
+              <w:rPr>
+                <w:szCs w:val="22"/>
+                <w:lang w:val="es-MX"/>
+              </w:rPr>
+            </w:pPr>
+          </w:p>
+        </w:tc>
+      </w:tr>
+    </w:tbl>
+    <w:p>
+      <w:pPr>
         <w:rPr>
           <w:rFonts w:ascii="Arial" w:hAnsi="Arial" w:cs="Arial"/>
           <w:bCs/>
@@ -915,9 +1572,11 @@
           <w:szCs w:val="18"/>
           <w:lang w:val="es-419"/>
         </w:rPr>
-        <w:t xml:space="preserve"/>
-      </w:r>
-      <w:r>
+      </w:pPr>
+    </w:p>
+    <w:p>
+      <w:pPr>
+        <w:jc w:val="both"/>
         <w:rPr>
           <w:rFonts w:ascii="Arial" w:hAnsi="Arial" w:cs="Arial"/>
           <w:bCs/>
@@ -925,8 +1584,7 @@
           <w:szCs w:val="18"/>
           <w:lang w:val="es-MX"/>
         </w:rPr>
-        <w:t xml:space="preserve"/>
-      </w:r>
+      </w:pPr>
     </w:p>
     <w:p>
       <w:pPr>
@@ -936,18 +1594,17 @@
           <w:sz w:val="18"/>
           <w:szCs w:val="18"/>
           <w:u w:val="single"/>
-          <w:lang w:val="en-US"/>
         </w:rPr>
       </w:pPr>
       <w:r>
         <w:rPr>
           <w:rFonts w:ascii="Arial" w:hAnsi="Arial" w:cs="Arial"/>
-          <w:bCs/>
+          <w:b/>
           <w:sz w:val="18"/>
           <w:szCs w:val="18"/>
-          <w:lang w:val="en-US"/>
+          <w:u w:val="single"/>
         </w:rPr>
-        <w:t xml:space="preserve"/>
+        <w:t xml:space="preserve">HERRAMIENTAS </w:t>
       </w:r>
       <w:r>
         <w:rPr>
@@ -956,524 +1613,18 @@
           <w:sz w:val="18"/>
           <w:szCs w:val="18"/>
           <w:u w:val="single"/>
-          <w:lang w:val="en-US"/>
         </w:rPr>
-        <w:t xml:space="preserve">HISTORIAL</w:t>
+        <w:t>UTILIZADAS EN EL DESEMPEÑO DE SUS FUNCIONES</w:t>
       </w:r>
-      <w:proofErr w:type="gramEnd"/>
-      <w:r>
+    </w:p>
+    <w:p>
+      <w:pPr>
         <w:rPr>
           <w:rFonts w:ascii="Arial" w:hAnsi="Arial" w:cs="Arial"/>
           <w:b/>
           <w:sz w:val="18"/>
           <w:szCs w:val="18"/>
           <w:u w:val="single"/>
-          <w:lang w:val="en-US"/>
-        </w:rPr>
-        <w:t xml:space="preserve"> PROFESIONAL ADICIONAL</w:t>
-      </w:r>
-    </w:p>
-    <w:p>
-      <w:pPr>
-        <w:rPr>
-          <w:rFonts w:ascii="Arial" w:hAnsi="Arial" w:cs="Arial"/>
-          <w:bCs/>
-          <w:sz w:val="18"/>
-          <w:szCs w:val="18"/>
-          <w:lang w:val="en-US"/>
-        </w:rPr>
-      </w:pPr>
-    </w:p>
-    <w:p>
-      <w:pPr>
-        <w:rPr>
-          <w:rFonts w:ascii="Arial" w:hAnsi="Arial" w:cs="Arial"/>
-          <w:bCs/>
-          <w:sz w:val="18"/>
-          <w:szCs w:val="18"/>
-          <w:lang w:val="es-MX"/>
-        </w:rPr>
-      </w:pPr>
-      <w:proofErr w:type="gramStart"/>
-      <w:r>
-        <w:rPr>
-          <w:rFonts w:ascii="Arial" w:hAnsi="Arial" w:cs="Arial"/>
-          <w:bCs/>
-          <w:sz w:val="18"/>
-          <w:szCs w:val="18"/>
-          <w:lang w:val="es-MX"/>
-        </w:rPr>
-        <w:t xml:space="preserve">La experiencia abarca desde octubre de 2013 hasta diciembre de 2024</w:t>
-      </w:r>
-    </w:p>
-    <w:p>
-      <w:pPr>
-        <w:rPr>
-          <w:rFonts w:ascii="Arial" w:hAnsi="Arial" w:cs="Arial"/>
-          <w:bCs/>
-          <w:sz w:val="16"/>
-          <w:szCs w:val="16"/>
-          <w:lang w:val="es-MX"/>
-        </w:rPr>
-      </w:pPr>
-    </w:p>
-    <w:p>
-      <w:pPr>
-        <w:jc w:val="both"/>
-        <w:rPr>
-          <w:rFonts w:ascii="Arial" w:hAnsi="Arial" w:cs="Arial"/>
-          <w:bCs/>
-          <w:sz w:val="18"/>
-          <w:szCs w:val="18"/>
-          <w:lang w:val="es-MX"/>
-        </w:rPr>
-      </w:pPr>
-      <w:proofErr w:type="gramStart"/>
-      <w:r>
-        <w:rPr>
-          <w:rFonts w:ascii="Arial" w:hAnsi="Arial" w:cs="Arial"/>
-          <w:bCs/>
-          <w:sz w:val="18"/>
-          <w:szCs w:val="18"/>
-          <w:lang w:val="es-MX"/>
-        </w:rPr>
-        <w:t xml:space="preserve">Durante este período se desempeñaron funciones como Oracle Developer, ABAP Developer, Project Leader y Process Developer. Las responsabilidades incluyeron desarrollo y mantenimiento de módulos ERP, generación de reportes ejecutivos, implementación de funcionalidades en SAP WM y soporte en procesos de extracción y transformación de datos. También se asumieron tareas de gestión de proyectos, levantamiento de requerimientos y coordinación con equipos multidisciplinarios para garantizar la operación de sistemas empresariales.</w:t>
-      </w:r>
-    </w:p>
-    <w:p>
-      <w:pPr>
-        <w:jc w:val="both"/>
-        <w:rPr>
-          <w:rFonts w:ascii="Arial" w:hAnsi="Arial" w:cs="Arial"/>
-          <w:bCs/>
-          <w:sz w:val="18"/>
-          <w:szCs w:val="18"/>
-          <w:lang w:val="es-MX"/>
-        </w:rPr>
-      </w:pPr>
-    </w:p>
-    <w:p>
-      <w:pPr>
-        <w:jc w:val="both"/>
-        <w:rPr>
-          <w:rFonts w:ascii="Arial" w:hAnsi="Arial" w:cs="Arial"/>
-          <w:bCs/>
-          <w:sz w:val="18"/>
-          <w:szCs w:val="18"/>
-          <w:lang w:val="en-US"/>
-        </w:rPr>
-      </w:pPr>
-      <w:r>
-        <w:rPr>
-          <w:rFonts w:ascii="Arial" w:hAnsi="Arial" w:cs="Arial"/>
-          <w:bCs/>
-          <w:sz w:val="18"/>
-          <w:szCs w:val="18"/>
-          <w:lang w:val="en-US"/>
-        </w:rPr>
-        <w:t xml:space="preserve"/>
-      </w:r>
-    </w:p>
-    <w:p>
-      <w:pPr>
-        <w:rPr>
-          <w:rFonts w:ascii="Arial" w:hAnsi="Arial" w:cs="Arial"/>
-          <w:b/>
-          <w:sz w:val="18"/>
-          <w:szCs w:val="18"/>
-          <w:lang w:val="en-US"/>
-        </w:rPr>
-      </w:pPr>
-      <w:r>
-        <w:rPr>
-          <w:rFonts w:ascii="Arial" w:hAnsi="Arial" w:cs="Arial"/>
-          <w:b/>
-          <w:sz w:val="18"/>
-          <w:szCs w:val="18"/>
-          <w:u w:val="single"/>
-          <w:lang w:val="en-US"/>
-        </w:rPr>
-        <w:br w:type="page"/>
-      </w:r>
-      <w:r>
-        <w:rPr>
-          <w:rFonts w:ascii="Arial" w:hAnsi="Arial" w:cs="Arial"/>
-          <w:b/>
-          <w:sz w:val="18"/>
-          <w:szCs w:val="18"/>
-          <w:lang w:val="en-US"/>
-        </w:rPr>
-        <w:lastRenderedPageBreak/>
-        <w:t xml:space="preserve"> </w:t>
-      </w:r>
-    </w:p>
-    <w:p>
-      <w:pPr>
-        <w:rPr>
-          <w:rFonts w:ascii="Arial" w:hAnsi="Arial" w:cs="Arial"/>
-          <w:b/>
-          <w:sz w:val="18"/>
-          <w:szCs w:val="18"/>
-          <w:u w:val="single"/>
-          <w:lang w:val="es-MX"/>
-        </w:rPr>
-      </w:pPr>
-      <w:r>
-        <w:rPr>
-          <w:rFonts w:ascii="Arial" w:hAnsi="Arial" w:cs="Arial"/>
-          <w:b/>
-          <w:sz w:val="18"/>
-          <w:szCs w:val="18"/>
-          <w:u w:val="single"/>
-          <w:lang w:val="es-MX"/>
-        </w:rPr>
-        <w:t xml:space="preserve">NIVEL DE ESTUDIOS:</w:t>
-      </w:r>
-    </w:p>
-    <w:p>
-      <w:pPr>
-        <w:rPr>
-          <w:rFonts w:ascii="Arial" w:hAnsi="Arial" w:cs="Arial"/>
-          <w:b/>
-          <w:sz w:val="18"/>
-          <w:szCs w:val="18"/>
-          <w:u w:val="single"/>
-          <w:lang w:val="es-MX"/>
-        </w:rPr>
-      </w:pPr>
-    </w:p>
-    <w:tbl>
-      <w:tblPr>
-        <w:tblW w:w="0" w:type="auto"/>
-        <w:tblInd w:w="-72" w:type="dxa"/>
-        <w:tblBorders>
-          <w:top w:val="single" w:sz="4" w:space="0" w:color="auto"/>
-          <w:left w:val="single" w:sz="4" w:space="0" w:color="auto"/>
-          <w:bottom w:val="single" w:sz="4" w:space="0" w:color="auto"/>
-          <w:right w:val="single" w:sz="4" w:space="0" w:color="auto"/>
-          <w:insideH w:val="single" w:sz="4" w:space="0" w:color="auto"/>
-          <w:insideV w:val="single" w:sz="4" w:space="0" w:color="auto"/>
-        </w:tblBorders>
-        <w:tblLook w:val="0000" w:firstRow="0" w:lastRow="0" w:firstColumn="0" w:lastColumn="0" w:noHBand="0" w:noVBand="0"/>
-      </w:tblPr>
-      <w:tblGrid>
-        <w:gridCol w:w="5649"/>
-        <w:gridCol w:w="1975"/>
-        <w:gridCol w:w="2226"/>
-      </w:tblGrid>
-      <w:tr>
-        <w:tc>
-          <w:tcPr>
-            <w:tcW w:w="5649" w:type="dxa"/>
-          </w:tcPr>
-          <w:p>
-            <w:pPr>
-              <w:rPr>
-                <w:rFonts w:ascii="Arial" w:hAnsi="Arial" w:cs="Arial"/>
-                <w:sz w:val="18"/>
-                <w:szCs w:val="18"/>
-                <w:lang w:val="es-MX"/>
-              </w:rPr>
-            </w:pPr>
-            <w:proofErr w:type="gramStart"/>
-            <w:r>
-              <w:rPr>
-                <w:rFonts w:ascii="Arial" w:hAnsi="Arial" w:cs="Arial"/>
-                <w:bCs/>
-                <w:sz w:val="18"/>
-                <w:szCs w:val="18"/>
-                <w:lang w:val="es-MX"/>
-              </w:rPr>
-              <w:t xml:space="preserve">Ingeniería en Computación</w:t>
-            </w:r>
-          </w:p>
-        </w:tc>
-        <w:tc>
-          <w:tcPr>
-            <w:tcW w:w="1975" w:type="dxa"/>
-          </w:tcPr>
-          <w:p>
-            <w:pPr>
-              <w:rPr>
-                <w:rFonts w:ascii="Arial" w:hAnsi="Arial" w:cs="Arial"/>
-                <w:sz w:val="18"/>
-                <w:szCs w:val="18"/>
-                <w:lang w:val="es-MX"/>
-              </w:rPr>
-            </w:pPr>
-            <w:proofErr w:type="gramStart"/>
-            <w:r>
-              <w:rPr>
-                <w:rFonts w:ascii="Arial" w:hAnsi="Arial" w:cs="Arial"/>
-                <w:bCs/>
-                <w:sz w:val="18"/>
-                <w:szCs w:val="18"/>
-                <w:lang w:val="es-MX"/>
-              </w:rPr>
-              <w:t xml:space="preserve">Centro Universitario Valle de México UAEM</w:t>
-            </w:r>
-          </w:p>
-          <w:p>
-            <w:pPr>
-              <w:rPr>
-                <w:rFonts w:ascii="Arial" w:hAnsi="Arial" w:cs="Arial"/>
-                <w:bCs/>
-                <w:sz w:val="18"/>
-                <w:szCs w:val="18"/>
-                <w:lang w:val="en-US"/>
-              </w:rPr>
-            </w:pPr>
-          </w:p>
-        </w:tc>
-        <w:tc>
-          <w:tcPr>
-            <w:tcW w:w="2226" w:type="dxa"/>
-          </w:tcPr>
-          <w:p>
-            <w:pPr>
-              <w:rPr>
-                <w:rFonts w:ascii="Arial" w:hAnsi="Arial" w:cs="Arial"/>
-                <w:bCs/>
-                <w:sz w:val="18"/>
-                <w:szCs w:val="18"/>
-                <w:lang w:val="es-MX"/>
-              </w:rPr>
-            </w:pPr>
-            <w:proofErr w:type="gramStart"/>
-            <w:r>
-              <w:rPr>
-                <w:rFonts w:ascii="Arial" w:hAnsi="Arial" w:cs="Arial"/>
-                <w:bCs/>
-                <w:sz w:val="18"/>
-                <w:szCs w:val="18"/>
-                <w:lang w:val="es-MX"/>
-              </w:rPr>
-              <w:t xml:space="preserve">febrero 2005 - julio 2010</w:t>
-            </w:r>
-          </w:p>
-        </w:tc>
-      </w:tr>
-    </w:tbl>
-    <w:p>
-      <w:pPr>
-        <w:rPr>
-          <w:rFonts w:ascii="Arial" w:hAnsi="Arial" w:cs="Arial"/>
-          <w:bCs/>
-          <w:sz w:val="18"/>
-          <w:szCs w:val="18"/>
-          <w:lang w:val="es-MX"/>
-        </w:rPr>
-      </w:pPr>
-    </w:p>
-    <w:p>
-      <w:pPr>
-        <w:rPr>
-          <w:rFonts w:ascii="Arial" w:hAnsi="Arial" w:cs="Arial"/>
-          <w:bCs/>
-          <w:color w:val="00FF00"/>
-          <w:sz w:val="18"/>
-          <w:szCs w:val="18"/>
-          <w:lang w:val="es-MX"/>
-        </w:rPr>
-      </w:pPr>
-      <w:r>
-        <w:rPr>
-          <w:rFonts w:ascii="Arial" w:hAnsi="Arial" w:cs="Arial"/>
-          <w:bCs/>
-          <w:sz w:val="18"/>
-          <w:szCs w:val="18"/>
-          <w:lang w:val="es-MX"/>
-        </w:rPr>
-        <w:t xml:space="preserve"/>
-      </w:r>
-      <w:r>
-        <w:rPr>
-          <w:rFonts w:ascii="Arial" w:hAnsi="Arial" w:cs="Arial"/>
-          <w:b/>
-          <w:bCs/>
-          <w:sz w:val="18"/>
-          <w:szCs w:val="18"/>
-          <w:u w:val="single"/>
-          <w:lang w:val="es-MX"/>
-        </w:rPr>
-        <w:t xml:space="preserve">CERTIFICACIONES</w:t>
-      </w:r>
-      <w:proofErr w:type="gramEnd"/>
-    </w:p>
-    <w:p>
-      <w:pPr>
-        <w:rPr>
-          <w:lang w:val="es-MX"/>
-        </w:rPr>
-      </w:pPr>
-    </w:p>
-    <w:tbl>
-      <w:tblPr>
-        <w:tblW w:w="0" w:type="auto"/>
-        <w:tblInd w:w="-72" w:type="dxa"/>
-        <w:tblBorders>
-          <w:top w:val="single" w:sz="4" w:space="0" w:color="auto"/>
-          <w:left w:val="single" w:sz="4" w:space="0" w:color="auto"/>
-          <w:bottom w:val="single" w:sz="4" w:space="0" w:color="auto"/>
-          <w:right w:val="single" w:sz="4" w:space="0" w:color="auto"/>
-          <w:insideH w:val="single" w:sz="4" w:space="0" w:color="auto"/>
-          <w:insideV w:val="single" w:sz="4" w:space="0" w:color="auto"/>
-        </w:tblBorders>
-        <w:tblLook w:val="0000" w:firstRow="0" w:lastRow="0" w:firstColumn="0" w:lastColumn="0" w:noHBand="0" w:noVBand="0"/>
-      </w:tblPr>
-      <w:tblGrid>
-        <w:gridCol w:w="7602"/>
-        <w:gridCol w:w="2248"/>
-      </w:tblGrid>
-      <w:tr>
-        <w:trPr>
-          <w:trHeight w:val="300"/>
-        </w:trPr>
-        <w:tc>
-          <w:tcPr>
-            <w:tcW w:w="7602" w:type="dxa"/>
-          </w:tcPr>
-          <w:p>
-            <w:pPr>
-              <w:pStyle w:val="BodyText3"/>
-              <w:spacing w:after="40"/>
-              <w:ind w:right="51"/>
-              <w:rPr>
-                <w:rFonts w:ascii="Arial" w:eastAsia="Times New Roman" w:hAnsi="Arial" w:cs="Arial"/>
-                <w:bCs/>
-                <w:sz w:val="18"/>
-                <w:szCs w:val="18"/>
-                <w:lang w:val="es-MX" w:eastAsia="es-ES"/>
-              </w:rPr>
-            </w:pPr>
-            <w:r>
-              <w:rPr>
-                <w:rFonts w:ascii="Arial" w:eastAsia="Times New Roman" w:hAnsi="Arial" w:cs="Arial"/>
-                <w:bCs/>
-                <w:sz w:val="18"/>
-                <w:szCs w:val="18"/>
-                <w:lang w:val="es-MX" w:eastAsia="es-ES"/>
-              </w:rPr>
-              <w:t xml:space="preserve">- </w:t>
-            </w:r>
-            <w:proofErr w:type="gramStart"/>
-            <w:r>
-              <w:rPr>
-                <w:rFonts w:ascii="Arial" w:eastAsia="Times New Roman" w:hAnsi="Arial" w:cs="Arial"/>
-                <w:bCs/>
-                <w:sz w:val="18"/>
-                <w:szCs w:val="18"/>
-                <w:lang w:val="es-MX" w:eastAsia="es-ES"/>
-              </w:rPr>
-              <w:t xml:space="preserve">PYTHON</w:t>
-            </w:r>
-          </w:p>
-        </w:tc>
-        <w:tc>
-          <w:tcPr>
-            <w:tcW w:w="2248" w:type="dxa"/>
-          </w:tcPr>
-          <w:p>
-            <w:pPr>
-              <w:rPr>
-                <w:rFonts w:ascii="Arial" w:hAnsi="Arial" w:cs="Arial"/>
-                <w:sz w:val="18"/>
-                <w:szCs w:val="18"/>
-                <w:lang w:val="es-MX"/>
-              </w:rPr>
-            </w:pPr>
-            <w:proofErr w:type="gramStart"/>
-            <w:r>
-              <w:rPr>
-                <w:rFonts w:ascii="Arial" w:hAnsi="Arial" w:cs="Arial"/>
-                <w:sz w:val="18"/>
-                <w:szCs w:val="18"/>
-                <w:lang w:val="es-MX"/>
-              </w:rPr>
-              <w:t xml:space="preserve">2018</w:t>
-            </w:r>
-          </w:p>
-        </w:tc>
-      </w:tr>
-    </w:tbl>
-    <w:p>
-      <w:pPr>
-        <w:jc w:val="both"/>
-        <w:rPr>
-          <w:rFonts w:ascii="Arial" w:hAnsi="Arial" w:cs="Arial"/>
-          <w:bCs/>
-          <w:sz w:val="18"/>
-          <w:szCs w:val="18"/>
-          <w:lang w:val="en-US"/>
-        </w:rPr>
-      </w:pPr>
-    </w:p>
-    <w:p>
-      <w:pPr>
-        <w:jc w:val="both"/>
-        <w:rPr>
-          <w:rFonts w:ascii="Arial" w:hAnsi="Arial" w:cs="Arial"/>
-          <w:bCs/>
-          <w:sz w:val="18"/>
-          <w:szCs w:val="18"/>
-          <w:lang w:val="en-US"/>
-        </w:rPr>
-      </w:pPr>
-      <w:r>
-        <w:rPr>
-          <w:rFonts w:ascii="Arial" w:hAnsi="Arial" w:cs="Arial"/>
-          <w:bCs/>
-          <w:sz w:val="18"/>
-          <w:szCs w:val="18"/>
-          <w:lang w:val="en-US"/>
-        </w:rPr>
-        <w:t xml:space="preserve"/>
-      </w:r>
-      <w:r>
-        <w:rPr>
-          <w:rFonts w:ascii="Arial" w:hAnsi="Arial" w:cs="Arial"/>
-          <w:bCs/>
-          <w:sz w:val="18"/>
-          <w:szCs w:val="18"/>
-          <w:lang w:val="en-US"/>
-        </w:rPr>
-        <w:t xml:space="preserve"/>
-      </w:r>
-      <w:r>
-        <w:rPr>
-          <w:rFonts w:ascii="Arial" w:hAnsi="Arial" w:cs="Arial"/>
-          <w:b/>
-          <w:bCs/>
-          <w:sz w:val="18"/>
-          <w:szCs w:val="18"/>
-          <w:u w:val="single"/>
-          <w:lang w:val="es-MX"/>
-        </w:rPr>
-        <w:t>C</w:t>
-      </w:r>
-      <w:r>
-        <w:rPr>
-          <w:rFonts w:ascii="Arial" w:hAnsi="Arial" w:cs="Arial"/>
-          <w:b/>
-          <w:bCs/>
-          <w:sz w:val="18"/>
-          <w:szCs w:val="18"/>
-          <w:u w:val="single"/>
-          <w:lang w:val="es-MX"/>
-        </w:rPr>
-        <w:t>URSOS</w:t>
-      </w:r>
-      <w:proofErr w:type="gramEnd"/>
-    </w:p>
-    <w:p>
-      <w:pPr>
-        <w:jc w:val="both"/>
-        <w:rPr>
-          <w:rFonts w:ascii="Arial" w:hAnsi="Arial" w:cs="Arial"/>
-          <w:bCs/>
-          <w:sz w:val="18"/>
-          <w:szCs w:val="18"/>
-          <w:lang w:val="en-US"/>
         </w:rPr>
       </w:pPr>
     </w:p>
@@ -1506,9 +1657,10 @@
             <w:pPr>
               <w:rPr>
                 <w:rFonts w:ascii="Arial" w:hAnsi="Arial" w:cs="Arial"/>
-                <w:sz w:val="18"/>
-                <w:szCs w:val="18"/>
-                <w:lang w:val="es-MX"/>
+                <w:bCs/>
+                <w:sz w:val="18"/>
+                <w:szCs w:val="18"/>
+                <w:lang w:val="en-US"/>
               </w:rPr>
             </w:pPr>
             <w:r>
@@ -1519,18 +1671,7 @@
                 <w:szCs w:val="18"/>
                 <w:lang w:val="es-MX"/>
               </w:rPr>
-              <w:t xml:space="preserve">- </w:t>
-            </w:r>
-            <w:proofErr w:type="gramStart"/>
-            <w:r>
-              <w:rPr>
-                <w:rFonts w:ascii="Arial" w:hAnsi="Arial" w:cs="Arial"/>
-                <w:bCs/>
-                <w:sz w:val="18"/>
-                <w:szCs w:val="18"/>
-                <w:lang w:val="es-MX"/>
-              </w:rPr>
-              <w:t xml:space="preserve">Diseño de bases de datos relacionales</w:t>
+              <w:t>- Curso de Python - Platzi</w:t>
             </w:r>
           </w:p>
         </w:tc>
@@ -1547,6 +1688,7 @@
             <w:pPr>
               <w:rPr>
                 <w:rFonts w:ascii="Arial" w:hAnsi="Arial" w:cs="Arial"/>
+                <w:bCs/>
                 <w:sz w:val="18"/>
                 <w:szCs w:val="18"/>
                 <w:lang w:val="es-MX"/>
@@ -1560,18 +1702,7 @@
                 <w:szCs w:val="18"/>
                 <w:lang w:val="es-MX"/>
               </w:rPr>
-              <w:t xml:space="preserve">- </w:t>
-            </w:r>
-            <w:proofErr w:type="gramStart"/>
-            <w:r>
-              <w:rPr>
-                <w:rFonts w:ascii="Arial" w:hAnsi="Arial" w:cs="Arial"/>
-                <w:bCs/>
-                <w:sz w:val="18"/>
-                <w:szCs w:val="18"/>
-                <w:lang w:val="es-MX"/>
-              </w:rPr>
-              <w:t xml:space="preserve">Oracle SQL Performance Tuning Masterclass</w:t>
+              <w:t>- Diseño de Bases de Datos Relacionales</w:t>
             </w:r>
           </w:p>
         </w:tc>
@@ -1588,6 +1719,7 @@
             <w:pPr>
               <w:rPr>
                 <w:rFonts w:ascii="Arial" w:hAnsi="Arial" w:cs="Arial"/>
+                <w:bCs/>
                 <w:sz w:val="18"/>
                 <w:szCs w:val="18"/>
                 <w:lang w:val="es-MX"/>
@@ -1601,23 +1733,857 @@
                 <w:szCs w:val="18"/>
                 <w:lang w:val="es-MX"/>
               </w:rPr>
-              <w:t xml:space="preserve">- </w:t>
+              <w:t>- JavaScript TOTAL – De Cero a Programador Web en 18 Días</w:t>
             </w:r>
-            <w:proofErr w:type="gramStart"/>
+          </w:p>
+        </w:tc>
+      </w:tr>
+      <w:tr>
+        <w:trPr>
+          <w:trHeight w:val="300"/>
+        </w:trPr>
+        <w:tc>
+          <w:tcPr>
+            <w:tcW w:w="9850" w:type="dxa"/>
+          </w:tcPr>
+          <w:p>
+            <w:pPr>
+              <w:rPr>
+                <w:rFonts w:ascii="Arial" w:hAnsi="Arial" w:cs="Arial"/>
+                <w:bCs/>
+                <w:sz w:val="18"/>
+                <w:szCs w:val="18"/>
+                <w:lang w:val="en-US"/>
+              </w:rPr>
+            </w:pPr>
             <w:r>
               <w:rPr>
                 <w:rFonts w:ascii="Arial" w:hAnsi="Arial" w:cs="Arial"/>
                 <w:bCs/>
                 <w:sz w:val="18"/>
                 <w:szCs w:val="18"/>
-                <w:lang w:val="es-MX"/>
-              </w:rPr>
-              <w:t xml:space="preserve">JavaScript Totall</w:t>
+                <w:lang w:val="en-US"/>
+              </w:rPr>
+              <w:t>- Oracle SQL Performance Tuning Masterclass (2025)</w:t>
+            </w:r>
+          </w:p>
+        </w:tc>
+      </w:tr>
+      <w:tr>
+        <w:trPr>
+          <w:trHeight w:val="300"/>
+        </w:trPr>
+        <w:tc>
+          <w:tcPr>
+            <w:tcW w:w="9850" w:type="dxa"/>
+          </w:tcPr>
+          <w:p>
+            <w:pPr>
+              <w:rPr>
+                <w:rFonts w:ascii="Arial" w:hAnsi="Arial" w:cs="Arial"/>
+                <w:sz w:val="18"/>
+                <w:szCs w:val="18"/>
+                <w:lang w:val="es-MX"/>
+              </w:rPr>
+            </w:pPr>
+            <w:r>
+              <w:rPr>
+                <w:rFonts w:ascii="Arial" w:hAnsi="Arial" w:cs="Arial"/>
+                <w:bCs/>
+                <w:sz w:val="18"/>
+                <w:szCs w:val="18"/>
+                <w:lang w:val="es-MX"/>
+              </w:rPr>
+              <w:t>- Informatica PowerCenter</w:t>
+            </w:r>
+          </w:p>
+        </w:tc>
+      </w:tr>
+      <w:tr>
+        <w:trPr>
+          <w:trHeight w:val="300"/>
+        </w:trPr>
+        <w:tc>
+          <w:tcPr>
+            <w:tcW w:w="9850" w:type="dxa"/>
+          </w:tcPr>
+          <w:p>
+            <w:pPr>
+              <w:rPr>
+                <w:rFonts w:ascii="Arial" w:hAnsi="Arial" w:cs="Arial"/>
+                <w:sz w:val="18"/>
+                <w:szCs w:val="18"/>
+                <w:lang w:val="es-MX"/>
+              </w:rPr>
+            </w:pPr>
+            <w:r>
+              <w:rPr>
+                <w:rFonts w:ascii="Arial" w:hAnsi="Arial" w:cs="Arial"/>
+                <w:bCs/>
+                <w:sz w:val="18"/>
+                <w:szCs w:val="18"/>
+                <w:lang w:val="es-MX"/>
+              </w:rPr>
+              <w:t>- Informatica Developer 10.5.4</w:t>
+            </w:r>
+          </w:p>
+        </w:tc>
+      </w:tr>
+      <w:tr>
+        <w:trPr>
+          <w:trHeight w:val="300"/>
+        </w:trPr>
+        <w:tc>
+          <w:tcPr>
+            <w:tcW w:w="9850" w:type="dxa"/>
+          </w:tcPr>
+          <w:p>
+            <w:pPr>
+              <w:rPr>
+                <w:rFonts w:ascii="Arial" w:hAnsi="Arial" w:cs="Arial"/>
+                <w:sz w:val="18"/>
+                <w:szCs w:val="18"/>
+                <w:lang w:val="es-MX"/>
+              </w:rPr>
+            </w:pPr>
+            <w:r>
+              <w:rPr>
+                <w:rFonts w:ascii="Arial" w:hAnsi="Arial" w:cs="Arial"/>
+                <w:bCs/>
+                <w:sz w:val="18"/>
+                <w:szCs w:val="18"/>
+                <w:lang w:val="es-MX"/>
+              </w:rPr>
+              <w:t>- Oracle Forms/Reports</w:t>
+            </w:r>
+          </w:p>
+        </w:tc>
+      </w:tr>
+      <w:tr>
+        <w:trPr>
+          <w:trHeight w:val="300"/>
+        </w:trPr>
+        <w:tc>
+          <w:tcPr>
+            <w:tcW w:w="9850" w:type="dxa"/>
+          </w:tcPr>
+          <w:p>
+            <w:pPr>
+              <w:rPr>
+                <w:rFonts w:ascii="Arial" w:hAnsi="Arial" w:cs="Arial"/>
+                <w:sz w:val="18"/>
+                <w:szCs w:val="18"/>
+                <w:lang w:val="es-MX"/>
+              </w:rPr>
+            </w:pPr>
+            <w:r>
+              <w:rPr>
+                <w:rFonts w:ascii="Arial" w:hAnsi="Arial" w:cs="Arial"/>
+                <w:bCs/>
+                <w:sz w:val="18"/>
+                <w:szCs w:val="18"/>
+                <w:lang w:val="es-MX"/>
+              </w:rPr>
+              <w:t>- Oracle PL/SQL</w:t>
+            </w:r>
+          </w:p>
+        </w:tc>
+      </w:tr>
+      <w:tr>
+        <w:trPr>
+          <w:trHeight w:val="300"/>
+        </w:trPr>
+        <w:tc>
+          <w:tcPr>
+            <w:tcW w:w="9850" w:type="dxa"/>
+          </w:tcPr>
+          <w:p>
+            <w:pPr>
+              <w:rPr>
+                <w:rFonts w:ascii="Arial" w:hAnsi="Arial" w:cs="Arial"/>
+                <w:sz w:val="18"/>
+                <w:szCs w:val="18"/>
+                <w:lang w:val="es-MX"/>
+              </w:rPr>
+            </w:pPr>
+            <w:r>
+              <w:rPr>
+                <w:rFonts w:ascii="Arial" w:hAnsi="Arial" w:cs="Arial"/>
+                <w:bCs/>
+                <w:sz w:val="18"/>
+                <w:szCs w:val="18"/>
+                <w:lang w:val="es-MX"/>
+              </w:rPr>
+              <w:t>- SQL Developer</w:t>
+            </w:r>
+          </w:p>
+        </w:tc>
+      </w:tr>
+      <w:tr>
+        <w:trPr>
+          <w:trHeight w:val="300"/>
+        </w:trPr>
+        <w:tc>
+          <w:tcPr>
+            <w:tcW w:w="9850" w:type="dxa"/>
+          </w:tcPr>
+          <w:p>
+            <w:pPr>
+              <w:rPr>
+                <w:rFonts w:ascii="Arial" w:hAnsi="Arial" w:cs="Arial"/>
+                <w:sz w:val="18"/>
+                <w:szCs w:val="18"/>
+                <w:lang w:val="es-MX"/>
+              </w:rPr>
+            </w:pPr>
+            <w:r>
+              <w:rPr>
+                <w:rFonts w:ascii="Arial" w:hAnsi="Arial" w:cs="Arial"/>
+                <w:bCs/>
+                <w:sz w:val="18"/>
+                <w:szCs w:val="18"/>
+                <w:lang w:val="es-MX"/>
+              </w:rPr>
+              <w:t>- MySQL</w:t>
+            </w:r>
+          </w:p>
+        </w:tc>
+      </w:tr>
+      <w:tr>
+        <w:trPr>
+          <w:trHeight w:val="300"/>
+        </w:trPr>
+        <w:tc>
+          <w:tcPr>
+            <w:tcW w:w="9850" w:type="dxa"/>
+          </w:tcPr>
+          <w:p>
+            <w:pPr>
+              <w:rPr>
+                <w:rFonts w:ascii="Arial" w:hAnsi="Arial" w:cs="Arial"/>
+                <w:sz w:val="18"/>
+                <w:szCs w:val="18"/>
+                <w:lang w:val="es-MX"/>
+              </w:rPr>
+            </w:pPr>
+            <w:r>
+              <w:rPr>
+                <w:rFonts w:ascii="Arial" w:hAnsi="Arial" w:cs="Arial"/>
+                <w:bCs/>
+                <w:sz w:val="18"/>
+                <w:szCs w:val="18"/>
+                <w:lang w:val="es-MX"/>
+              </w:rPr>
+              <w:t>- Forms 12c</w:t>
+            </w:r>
+          </w:p>
+        </w:tc>
+      </w:tr>
+      <w:tr>
+        <w:trPr>
+          <w:trHeight w:val="300"/>
+        </w:trPr>
+        <w:tc>
+          <w:tcPr>
+            <w:tcW w:w="9850" w:type="dxa"/>
+          </w:tcPr>
+          <w:p>
+            <w:pPr>
+              <w:rPr>
+                <w:rFonts w:ascii="Arial" w:hAnsi="Arial" w:cs="Arial"/>
+                <w:sz w:val="18"/>
+                <w:szCs w:val="18"/>
+                <w:lang w:val="es-MX"/>
+              </w:rPr>
+            </w:pPr>
+            <w:r>
+              <w:rPr>
+                <w:rFonts w:ascii="Arial" w:hAnsi="Arial" w:cs="Arial"/>
+                <w:bCs/>
+                <w:sz w:val="18"/>
+                <w:szCs w:val="18"/>
+                <w:lang w:val="es-MX"/>
+              </w:rPr>
+              <w:t>- Reports 12c</w:t>
+            </w:r>
+          </w:p>
+        </w:tc>
+      </w:tr>
+      <w:tr>
+        <w:trPr>
+          <w:trHeight w:val="300"/>
+        </w:trPr>
+        <w:tc>
+          <w:tcPr>
+            <w:tcW w:w="9850" w:type="dxa"/>
+          </w:tcPr>
+          <w:p>
+            <w:pPr>
+              <w:rPr>
+                <w:rFonts w:ascii="Arial" w:hAnsi="Arial" w:cs="Arial"/>
+                <w:sz w:val="18"/>
+                <w:szCs w:val="18"/>
+                <w:lang w:val="es-MX"/>
+              </w:rPr>
+            </w:pPr>
+            <w:r>
+              <w:rPr>
+                <w:rFonts w:ascii="Arial" w:hAnsi="Arial" w:cs="Arial"/>
+                <w:bCs/>
+                <w:sz w:val="18"/>
+                <w:szCs w:val="18"/>
+                <w:lang w:val="es-MX"/>
+              </w:rPr>
+              <w:t>- Python</w:t>
+            </w:r>
+          </w:p>
+        </w:tc>
+      </w:tr>
+      <w:tr>
+        <w:trPr>
+          <w:trHeight w:val="300"/>
+        </w:trPr>
+        <w:tc>
+          <w:tcPr>
+            <w:tcW w:w="9850" w:type="dxa"/>
+          </w:tcPr>
+          <w:p>
+            <w:pPr>
+              <w:rPr>
+                <w:rFonts w:ascii="Arial" w:hAnsi="Arial" w:cs="Arial"/>
+                <w:sz w:val="18"/>
+                <w:szCs w:val="18"/>
+                <w:lang w:val="es-MX"/>
+              </w:rPr>
+            </w:pPr>
+            <w:r>
+              <w:rPr>
+                <w:rFonts w:ascii="Arial" w:hAnsi="Arial" w:cs="Arial"/>
+                <w:bCs/>
+                <w:sz w:val="18"/>
+                <w:szCs w:val="18"/>
+                <w:lang w:val="es-MX"/>
+              </w:rPr>
+              <w:t>- Power BI</w:t>
+            </w:r>
+          </w:p>
+        </w:tc>
+      </w:tr>
+      <w:tr>
+        <w:trPr>
+          <w:trHeight w:val="300"/>
+        </w:trPr>
+        <w:tc>
+          <w:tcPr>
+            <w:tcW w:w="9850" w:type="dxa"/>
+          </w:tcPr>
+          <w:p>
+            <w:pPr>
+              <w:rPr>
+                <w:rFonts w:ascii="Arial" w:hAnsi="Arial" w:cs="Arial"/>
+                <w:sz w:val="18"/>
+                <w:szCs w:val="18"/>
+                <w:lang w:val="es-MX"/>
+              </w:rPr>
+            </w:pPr>
+            <w:r>
+              <w:rPr>
+                <w:rFonts w:ascii="Arial" w:hAnsi="Arial" w:cs="Arial"/>
+                <w:bCs/>
+                <w:sz w:val="18"/>
+                <w:szCs w:val="18"/>
+                <w:lang w:val="es-MX"/>
+              </w:rPr>
+              <w:t>- ABAP</w:t>
             </w:r>
           </w:p>
         </w:tc>
       </w:tr>
     </w:tbl>
+    <w:p>
+      <w:pPr>
+        <w:rPr>
+          <w:rFonts w:ascii="Arial" w:hAnsi="Arial" w:cs="Arial"/>
+          <w:b/>
+          <w:sz w:val="18"/>
+          <w:szCs w:val="18"/>
+          <w:u w:val="single"/>
+        </w:rPr>
+      </w:pPr>
+    </w:p>
+    <w:p>
+      <w:pPr>
+        <w:jc w:val="both"/>
+        <w:rPr>
+          <w:rFonts w:ascii="Arial" w:hAnsi="Arial" w:cs="Arial"/>
+          <w:bCs/>
+          <w:sz w:val="18"/>
+          <w:szCs w:val="18"/>
+          <w:lang w:val="es-MX"/>
+        </w:rPr>
+      </w:pPr>
+    </w:p>
+    <w:p>
+      <w:pPr>
+        <w:rPr>
+          <w:rFonts w:ascii="Arial" w:hAnsi="Arial" w:cs="Arial"/>
+          <w:b/>
+          <w:sz w:val="18"/>
+          <w:szCs w:val="18"/>
+          <w:u w:val="single"/>
+          <w:lang w:val="es-MX"/>
+        </w:rPr>
+      </w:pPr>
+      <w:r>
+        <w:rPr>
+          <w:rFonts w:ascii="Arial" w:hAnsi="Arial" w:cs="Arial"/>
+          <w:b/>
+          <w:sz w:val="18"/>
+          <w:szCs w:val="18"/>
+          <w:u w:val="single"/>
+          <w:lang w:val="es-MX"/>
+        </w:rPr>
+        <w:t>HISTORIAL PROFESIONAL ADICIONAL</w:t>
+      </w:r>
+    </w:p>
+    <w:p>
+      <w:pPr>
+        <w:rPr>
+          <w:rFonts w:ascii="Arial" w:hAnsi="Arial" w:cs="Arial"/>
+          <w:bCs/>
+          <w:sz w:val="18"/>
+          <w:szCs w:val="18"/>
+          <w:lang w:val="es-MX"/>
+        </w:rPr>
+      </w:pPr>
+    </w:p>
+    <w:p>
+      <w:pPr>
+        <w:rPr>
+          <w:rFonts w:ascii="Arial" w:hAnsi="Arial" w:cs="Arial"/>
+          <w:bCs/>
+          <w:sz w:val="18"/>
+          <w:szCs w:val="18"/>
+          <w:lang w:val="es-MX"/>
+        </w:rPr>
+      </w:pPr>
+      <w:r>
+        <w:rPr>
+          <w:rFonts w:ascii="Arial" w:hAnsi="Arial" w:cs="Arial"/>
+          <w:bCs/>
+          <w:sz w:val="18"/>
+          <w:szCs w:val="18"/>
+          <w:lang w:val="es-MX"/>
+        </w:rPr>
+        <w:t>La experiencia abarca desde 01 octubre de 2013 hasta 30 noviembre de 2023</w:t>
+      </w:r>
+    </w:p>
+    <w:p>
+      <w:pPr>
+        <w:rPr>
+          <w:rFonts w:ascii="Arial" w:hAnsi="Arial" w:cs="Arial"/>
+          <w:bCs/>
+          <w:sz w:val="16"/>
+          <w:szCs w:val="16"/>
+          <w:lang w:val="es-MX"/>
+        </w:rPr>
+      </w:pPr>
+    </w:p>
+    <w:p>
+      <w:pPr>
+        <w:jc w:val="both"/>
+        <w:rPr>
+          <w:rFonts w:ascii="Arial" w:hAnsi="Arial" w:cs="Arial"/>
+          <w:bCs/>
+          <w:sz w:val="18"/>
+          <w:szCs w:val="18"/>
+          <w:lang w:val="es-MX"/>
+        </w:rPr>
+      </w:pPr>
+      <w:r>
+        <w:rPr>
+          <w:rFonts w:ascii="Arial" w:hAnsi="Arial" w:cs="Arial"/>
+          <w:bCs/>
+          <w:sz w:val="18"/>
+          <w:szCs w:val="18"/>
+          <w:lang w:val="es-MX"/>
+        </w:rPr>
+        <w:t>Durante este período asumí responsabilidades en desarrollo y mantenimiento de aplicaciones, administración de entornos y liderazgo de proyectos. Me desempeñé en puestos como Líder de Proyecto, Software Engineer y Oracle Developer, realizando actividades de desarrollo de Extraer, Transformar y Cargar (ETL), análisis de reglas de negocio, generación de reportes ejecutivos y soporte de módulos ERP. Participé en la mejora de procesos, gestión de equipos y documentación técnica para asegurar la continuidad operativa y la calidad de las soluciones.</w:t>
+      </w:r>
+    </w:p>
+    <w:p>
+      <w:pPr>
+        <w:jc w:val="both"/>
+        <w:rPr>
+          <w:rFonts w:ascii="Arial" w:hAnsi="Arial" w:cs="Arial"/>
+          <w:bCs/>
+          <w:sz w:val="18"/>
+          <w:szCs w:val="18"/>
+          <w:lang w:val="es-MX"/>
+        </w:rPr>
+      </w:pPr>
+    </w:p>
+    <w:p>
+      <w:pPr>
+        <w:jc w:val="both"/>
+        <w:rPr>
+          <w:rFonts w:ascii="Arial" w:hAnsi="Arial" w:cs="Arial"/>
+          <w:bCs/>
+          <w:sz w:val="18"/>
+          <w:szCs w:val="18"/>
+          <w:lang w:val="es-MX"/>
+        </w:rPr>
+      </w:pPr>
+    </w:p>
+    <w:p>
+      <w:pPr>
+        <w:rPr>
+          <w:rFonts w:ascii="Arial" w:hAnsi="Arial" w:cs="Arial"/>
+          <w:b/>
+          <w:sz w:val="18"/>
+          <w:szCs w:val="18"/>
+          <w:lang w:val="es-MX"/>
+        </w:rPr>
+      </w:pPr>
+      <w:r>
+        <w:rPr>
+          <w:rFonts w:ascii="Arial" w:hAnsi="Arial" w:cs="Arial"/>
+          <w:b/>
+          <w:sz w:val="18"/>
+          <w:szCs w:val="18"/>
+          <w:u w:val="single"/>
+          <w:lang w:val="es-MX"/>
+        </w:rPr>
+        <w:br w:type="page"/>
+      </w:r>
+      <w:r>
+        <w:rPr>
+          <w:rFonts w:ascii="Arial" w:hAnsi="Arial" w:cs="Arial"/>
+          <w:b/>
+          <w:sz w:val="18"/>
+          <w:szCs w:val="18"/>
+          <w:lang w:val="es-MX"/>
+        </w:rPr>
+        <w:lastRenderedPageBreak/>
+        <w:t xml:space="preserve"> </w:t>
+      </w:r>
+    </w:p>
+    <w:p>
+      <w:pPr>
+        <w:rPr>
+          <w:rFonts w:ascii="Arial" w:hAnsi="Arial" w:cs="Arial"/>
+          <w:b/>
+          <w:sz w:val="18"/>
+          <w:szCs w:val="18"/>
+          <w:u w:val="single"/>
+          <w:lang w:val="es-MX"/>
+        </w:rPr>
+      </w:pPr>
+      <w:r>
+        <w:rPr>
+          <w:rFonts w:ascii="Arial" w:hAnsi="Arial" w:cs="Arial"/>
+          <w:b/>
+          <w:sz w:val="18"/>
+          <w:szCs w:val="18"/>
+          <w:u w:val="single"/>
+          <w:lang w:val="es-MX"/>
+        </w:rPr>
+        <w:t>FORMACIÓN ACADÉMICA</w:t>
+      </w:r>
+      <w:r>
+        <w:rPr>
+          <w:rFonts w:ascii="Arial" w:hAnsi="Arial" w:cs="Arial"/>
+          <w:b/>
+          <w:sz w:val="18"/>
+          <w:szCs w:val="18"/>
+          <w:u w:val="single"/>
+          <w:lang w:val="es-MX"/>
+        </w:rPr>
+        <w:t xml:space="preserve"> (COMPETENCIA)</w:t>
+      </w:r>
+      <w:r>
+        <w:rPr>
+          <w:rFonts w:ascii="Arial" w:hAnsi="Arial" w:cs="Arial"/>
+          <w:b/>
+          <w:sz w:val="18"/>
+          <w:szCs w:val="18"/>
+          <w:u w:val="single"/>
+          <w:lang w:val="es-MX"/>
+        </w:rPr>
+        <w:t>:</w:t>
+      </w:r>
+    </w:p>
+    <w:p>
+      <w:pPr>
+        <w:rPr>
+          <w:rFonts w:ascii="Arial" w:hAnsi="Arial" w:cs="Arial"/>
+          <w:b/>
+          <w:sz w:val="18"/>
+          <w:szCs w:val="18"/>
+          <w:u w:val="single"/>
+          <w:lang w:val="es-MX"/>
+        </w:rPr>
+      </w:pPr>
+    </w:p>
+    <w:tbl>
+      <w:tblPr>
+        <w:tblW w:w="0" w:type="auto"/>
+        <w:tblInd w:w="-72" w:type="dxa"/>
+        <w:tblBorders>
+          <w:top w:val="single" w:sz="4" w:space="0" w:color="auto"/>
+          <w:left w:val="single" w:sz="4" w:space="0" w:color="auto"/>
+          <w:bottom w:val="single" w:sz="4" w:space="0" w:color="auto"/>
+          <w:right w:val="single" w:sz="4" w:space="0" w:color="auto"/>
+          <w:insideH w:val="single" w:sz="4" w:space="0" w:color="auto"/>
+          <w:insideV w:val="single" w:sz="4" w:space="0" w:color="auto"/>
+        </w:tblBorders>
+        <w:tblLook w:val="0000" w:firstRow="0" w:lastRow="0" w:firstColumn="0" w:lastColumn="0" w:noHBand="0" w:noVBand="0"/>
+      </w:tblPr>
+      <w:tblGrid>
+        <w:gridCol w:w="5649"/>
+        <w:gridCol w:w="1975"/>
+        <w:gridCol w:w="2226"/>
+      </w:tblGrid>
+      <w:tr>
+        <w:tc>
+          <w:tcPr>
+            <w:tcW w:w="5649" w:type="dxa"/>
+          </w:tcPr>
+          <w:p>
+            <w:pPr>
+              <w:rPr>
+                <w:rFonts w:ascii="Arial" w:hAnsi="Arial" w:cs="Arial"/>
+                <w:bCs/>
+                <w:sz w:val="18"/>
+                <w:szCs w:val="18"/>
+                <w:lang w:val="es-MX"/>
+              </w:rPr>
+            </w:pPr>
+            <w:r>
+              <w:rPr>
+                <w:rFonts w:ascii="Arial" w:hAnsi="Arial" w:cs="Arial"/>
+                <w:bCs/>
+                <w:sz w:val="18"/>
+                <w:szCs w:val="18"/>
+                <w:lang w:val="es-MX"/>
+              </w:rPr>
+              <w:t>Ingeniería en Computación</w:t>
+            </w:r>
+            <w:r>
+              <w:rPr>
+                <w:rFonts w:ascii="Arial" w:hAnsi="Arial" w:cs="Arial"/>
+                <w:bCs/>
+                <w:sz w:val="18"/>
+                <w:szCs w:val="18"/>
+                <w:lang w:val="es-MX"/>
+              </w:rPr>
+              <w:t xml:space="preserve"> - </w:t>
+            </w:r>
+            <w:r>
+              <w:rPr>
+                <w:rFonts w:ascii="Arial" w:hAnsi="Arial" w:cs="Arial"/>
+                <w:bCs/>
+                <w:sz w:val="18"/>
+                <w:szCs w:val="18"/>
+                <w:lang w:val="es-MX"/>
+              </w:rPr>
+              <w:t>febrero 2005 - julio 2010</w:t>
+            </w:r>
+          </w:p>
+          <w:p>
+            <w:pPr>
+              <w:rPr>
+                <w:rFonts w:ascii="Arial" w:hAnsi="Arial" w:cs="Arial"/>
+                <w:sz w:val="18"/>
+                <w:szCs w:val="18"/>
+                <w:lang w:val="es-MX"/>
+              </w:rPr>
+            </w:pPr>
+          </w:p>
+        </w:tc>
+        <w:tc>
+          <w:tcPr>
+            <w:tcW w:w="1975" w:type="dxa"/>
+          </w:tcPr>
+          <w:p>
+            <w:pPr>
+              <w:rPr>
+                <w:rFonts w:ascii="Arial" w:hAnsi="Arial" w:cs="Arial"/>
+                <w:sz w:val="18"/>
+                <w:szCs w:val="18"/>
+                <w:lang w:val="es-MX"/>
+              </w:rPr>
+            </w:pPr>
+            <w:r>
+              <w:rPr>
+                <w:rFonts w:ascii="Arial" w:hAnsi="Arial" w:cs="Arial"/>
+                <w:bCs/>
+                <w:sz w:val="18"/>
+                <w:szCs w:val="18"/>
+                <w:lang w:val="es-MX"/>
+              </w:rPr>
+              <w:t>Centro Universitario Valle de México UAEM, Estado de México</w:t>
+            </w:r>
+          </w:p>
+          <w:p>
+            <w:pPr>
+              <w:rPr>
+                <w:rFonts w:ascii="Arial" w:hAnsi="Arial" w:cs="Arial"/>
+                <w:bCs/>
+                <w:sz w:val="18"/>
+                <w:szCs w:val="18"/>
+                <w:lang w:val="es-MX"/>
+              </w:rPr>
+            </w:pPr>
+          </w:p>
+        </w:tc>
+        <w:tc>
+          <w:tcPr>
+            <w:tcW w:w="2226" w:type="dxa"/>
+          </w:tcPr>
+          <w:p>
+            <w:pPr>
+              <w:rPr>
+                <w:rFonts w:ascii="Arial" w:hAnsi="Arial" w:cs="Arial"/>
+                <w:bCs/>
+                <w:sz w:val="18"/>
+                <w:szCs w:val="18"/>
+                <w:lang w:val="es-MX"/>
+              </w:rPr>
+            </w:pPr>
+            <w:r>
+              <w:rPr>
+                <w:rFonts w:ascii="Arial" w:hAnsi="Arial" w:cs="Arial"/>
+                <w:bCs/>
+                <w:sz w:val="18"/>
+                <w:szCs w:val="18"/>
+                <w:lang w:val="es-MX"/>
+              </w:rPr>
+              <w:t>Cédula Profesional</w:t>
+            </w:r>
+          </w:p>
+          <w:p>
+            <w:pPr>
+              <w:rPr>
+                <w:rFonts w:ascii="Arial" w:hAnsi="Arial" w:cs="Arial"/>
+                <w:bCs/>
+                <w:sz w:val="18"/>
+                <w:szCs w:val="18"/>
+                <w:lang w:val="es-MX"/>
+              </w:rPr>
+            </w:pPr>
+            <w:r>
+              <w:rPr>
+                <w:rFonts w:ascii="Arial" w:hAnsi="Arial" w:cs="Arial"/>
+                <w:bCs/>
+                <w:sz w:val="18"/>
+                <w:szCs w:val="18"/>
+                <w:lang w:val="es-MX"/>
+              </w:rPr>
+              <w:t xml:space="preserve"> </w:t>
+            </w:r>
+          </w:p>
+          <w:p>
+            <w:pPr>
+              <w:rPr>
+                <w:rFonts w:ascii="Arial" w:hAnsi="Arial" w:cs="Arial"/>
+                <w:bCs/>
+                <w:sz w:val="18"/>
+                <w:szCs w:val="18"/>
+                <w:lang w:val="es-MX"/>
+              </w:rPr>
+            </w:pPr>
+            <w:r>
+              <w:rPr>
+                <w:rFonts w:ascii="Arial" w:hAnsi="Arial" w:cs="Arial"/>
+                <w:bCs/>
+                <w:sz w:val="18"/>
+                <w:szCs w:val="18"/>
+                <w:lang w:val="es-MX"/>
+              </w:rPr>
+              <w:t xml:space="preserve"> </w:t>
+            </w:r>
+          </w:p>
+        </w:tc>
+      </w:tr>
+    </w:tbl>
+    <w:p>
+      <w:pPr>
+        <w:rPr>
+          <w:rFonts w:ascii="Arial" w:hAnsi="Arial" w:cs="Arial"/>
+          <w:bCs/>
+          <w:sz w:val="18"/>
+          <w:szCs w:val="18"/>
+          <w:lang w:val="es-MX"/>
+        </w:rPr>
+      </w:pPr>
+    </w:p>
+    <w:p>
+      <w:pPr>
+        <w:rPr>
+          <w:rFonts w:ascii="Arial" w:hAnsi="Arial" w:cs="Arial"/>
+          <w:b/>
+          <w:sz w:val="18"/>
+          <w:szCs w:val="18"/>
+          <w:lang w:val="es-MX"/>
+        </w:rPr>
+      </w:pPr>
+      <w:r>
+        <w:rPr>
+          <w:rFonts w:ascii="Arial" w:hAnsi="Arial" w:cs="Arial"/>
+          <w:b/>
+          <w:sz w:val="18"/>
+          <w:szCs w:val="18"/>
+          <w:lang w:val="es-MX"/>
+        </w:rPr>
+        <w:t>DOMINIO DE HERRAMIENTAS (CERTIFICACIONES Y CURSOS)</w:t>
+      </w:r>
+      <w:r>
+        <w:rPr>
+          <w:rFonts w:ascii="Arial" w:hAnsi="Arial" w:cs="Arial"/>
+          <w:b/>
+          <w:sz w:val="18"/>
+          <w:szCs w:val="18"/>
+          <w:lang w:val="es-MX"/>
+        </w:rPr>
+        <w:t>:</w:t>
+      </w:r>
+    </w:p>
+    <w:p>
+      <w:pPr>
+        <w:rPr>
+          <w:rFonts w:ascii="Arial" w:hAnsi="Arial" w:cs="Arial"/>
+          <w:bCs/>
+          <w:sz w:val="18"/>
+          <w:szCs w:val="18"/>
+          <w:lang w:val="es-MX"/>
+        </w:rPr>
+      </w:pPr>
+    </w:p>
+    <w:p>
+      <w:pPr>
+        <w:rPr>
+          <w:rFonts w:ascii="Arial" w:hAnsi="Arial" w:cs="Arial"/>
+          <w:bCs/>
+          <w:color w:val="00FF00"/>
+          <w:sz w:val="18"/>
+          <w:szCs w:val="18"/>
+          <w:lang w:val="es-MX"/>
+        </w:rPr>
+      </w:pPr>
+      <w:r>
+        <w:rPr>
+          <w:rFonts w:ascii="Arial" w:hAnsi="Arial" w:cs="Arial"/>
+          <w:b/>
+          <w:bCs/>
+          <w:sz w:val="18"/>
+          <w:szCs w:val="18"/>
+          <w:u w:val="single"/>
+          <w:lang w:val="es-MX"/>
+        </w:rPr>
+        <w:t>CURSOS</w:t>
+      </w:r>
+    </w:p>
     <w:p>
       <w:pPr>
         <w:jc w:val="both"/>
@@ -1629,7 +2595,148 @@
           <w:lang w:val="en-US"/>
         </w:rPr>
       </w:pPr>
-      <w:r>
+    </w:p>
+    <w:tbl>
+      <w:tblPr>
+        <w:tblW w:w="0" w:type="auto"/>
+        <w:tblInd w:w="-72" w:type="dxa"/>
+        <w:tblBorders>
+          <w:top w:val="single" w:sz="4" w:space="0" w:color="auto"/>
+          <w:left w:val="single" w:sz="4" w:space="0" w:color="auto"/>
+          <w:bottom w:val="single" w:sz="4" w:space="0" w:color="auto"/>
+          <w:right w:val="single" w:sz="4" w:space="0" w:color="auto"/>
+          <w:insideH w:val="single" w:sz="4" w:space="0" w:color="auto"/>
+          <w:insideV w:val="single" w:sz="4" w:space="0" w:color="auto"/>
+        </w:tblBorders>
+        <w:tblLook w:val="0000" w:firstRow="0" w:lastRow="0" w:firstColumn="0" w:lastColumn="0" w:noHBand="0" w:noVBand="0"/>
+      </w:tblPr>
+      <w:tblGrid>
+        <w:gridCol w:w="9850"/>
+      </w:tblGrid>
+      <w:tr>
+        <w:trPr>
+          <w:trHeight w:val="300"/>
+        </w:trPr>
+        <w:tc>
+          <w:tcPr>
+            <w:tcW w:w="9850" w:type="dxa"/>
+          </w:tcPr>
+          <w:p>
+            <w:pPr>
+              <w:rPr>
+                <w:rFonts w:ascii="Arial" w:hAnsi="Arial" w:cs="Arial"/>
+                <w:sz w:val="18"/>
+                <w:szCs w:val="18"/>
+                <w:lang w:val="es-MX"/>
+              </w:rPr>
+            </w:pPr>
+            <w:r>
+              <w:rPr>
+                <w:rFonts w:ascii="Arial" w:hAnsi="Arial" w:cs="Arial"/>
+                <w:bCs/>
+                <w:sz w:val="18"/>
+                <w:szCs w:val="18"/>
+                <w:lang w:val="es-MX"/>
+              </w:rPr>
+              <w:t>- Curso de Python - Platzi</w:t>
+            </w:r>
+          </w:p>
+        </w:tc>
+      </w:tr>
+      <w:tr>
+        <w:trPr>
+          <w:trHeight w:val="300"/>
+        </w:trPr>
+        <w:tc>
+          <w:tcPr>
+            <w:tcW w:w="9850" w:type="dxa"/>
+          </w:tcPr>
+          <w:p>
+            <w:pPr>
+              <w:rPr>
+                <w:rFonts w:ascii="Arial" w:hAnsi="Arial" w:cs="Arial"/>
+                <w:sz w:val="18"/>
+                <w:szCs w:val="18"/>
+                <w:lang w:val="es-MX"/>
+              </w:rPr>
+            </w:pPr>
+            <w:r>
+              <w:rPr>
+                <w:rFonts w:ascii="Arial" w:hAnsi="Arial" w:cs="Arial"/>
+                <w:bCs/>
+                <w:sz w:val="18"/>
+                <w:szCs w:val="18"/>
+                <w:lang w:val="es-MX"/>
+              </w:rPr>
+              <w:t>- Diseño de Bases de Datos Relacionales</w:t>
+            </w:r>
+          </w:p>
+        </w:tc>
+      </w:tr>
+      <w:tr>
+        <w:trPr>
+          <w:trHeight w:val="300"/>
+        </w:trPr>
+        <w:tc>
+          <w:tcPr>
+            <w:tcW w:w="9850" w:type="dxa"/>
+          </w:tcPr>
+          <w:p>
+            <w:pPr>
+              <w:rPr>
+                <w:rFonts w:ascii="Arial" w:hAnsi="Arial" w:cs="Arial"/>
+                <w:sz w:val="18"/>
+                <w:szCs w:val="18"/>
+                <w:lang w:val="es-MX"/>
+              </w:rPr>
+            </w:pPr>
+            <w:r>
+              <w:rPr>
+                <w:rFonts w:ascii="Arial" w:hAnsi="Arial" w:cs="Arial"/>
+                <w:bCs/>
+                <w:sz w:val="18"/>
+                <w:szCs w:val="18"/>
+                <w:lang w:val="es-MX"/>
+              </w:rPr>
+              <w:t>- JavaScript TOTAL – De Cero a Programador Web en 18 Días</w:t>
+            </w:r>
+          </w:p>
+        </w:tc>
+      </w:tr>
+      <w:tr>
+        <w:trPr>
+          <w:trHeight w:val="300"/>
+        </w:trPr>
+        <w:tc>
+          <w:tcPr>
+            <w:tcW w:w="9850" w:type="dxa"/>
+          </w:tcPr>
+          <w:p>
+            <w:pPr>
+              <w:rPr>
+                <w:rFonts w:ascii="Arial" w:hAnsi="Arial" w:cs="Arial"/>
+                <w:sz w:val="18"/>
+                <w:szCs w:val="18"/>
+                <w:lang w:val="en-US"/>
+              </w:rPr>
+            </w:pPr>
+            <w:r>
+              <w:rPr>
+                <w:rFonts w:ascii="Arial" w:hAnsi="Arial" w:cs="Arial"/>
+                <w:bCs/>
+                <w:sz w:val="18"/>
+                <w:szCs w:val="18"/>
+                <w:lang w:val="en-US"/>
+              </w:rPr>
+              <w:t>- Oracle SQL Performance Tuning Masterclass (2025)</w:t>
+            </w:r>
+          </w:p>
+        </w:tc>
+      </w:tr>
+    </w:tbl>
+    <w:p>
+      <w:pPr>
+        <w:jc w:val="both"/>
         <w:rPr>
           <w:rFonts w:ascii="Arial" w:hAnsi="Arial" w:cs="Arial"/>
           <w:bCs/>
@@ -1637,49 +2744,307 @@
           <w:szCs w:val="18"/>
           <w:lang w:val="en-US"/>
         </w:rPr>
-        <w:t xml:space="preserve"/>
-      </w:r>
+      </w:pPr>
     </w:p>
     <w:p>
-      <w:r>
-        <w:br w:type="page"/>
-      </w:r>
+      <w:pPr>
+        <w:jc w:val="both"/>
+        <w:rPr>
+          <w:rFonts w:ascii="Arial" w:hAnsi="Arial" w:cs="Arial"/>
+          <w:bCs/>
+          <w:sz w:val="18"/>
+          <w:szCs w:val="18"/>
+          <w:lang w:val="en-US"/>
+        </w:rPr>
+      </w:pPr>
     </w:p>
     <w:p>
-      <w:r>
-        <w:drawing>
-          <wp:inline xmlns:a="http://schemas.openxmlformats.org/drawingml/2006/main" xmlns:pic="http://schemas.openxmlformats.org/drawingml/2006/picture">
-            <wp:extent cx="5486400" cy="7272670"/>
-            <wp:docPr id="1" name="Picture 1"/>
-            <wp:cNvGraphicFramePr>
-              <a:graphicFrameLocks noChangeAspect="1"/>
-            </wp:cNvGraphicFramePr>
-            <a:graphic>
-              <a:graphicData uri="http://schemas.openxmlformats.org/drawingml/2006/picture">
-                <pic:pic>
-                  <pic:nvPicPr>
-                    <pic:cNvPr id="0" name="Titulo - Daniel Rendon Velazquez_page1_temp.png"/>
-                    <pic:cNvPicPr/>
-                  </pic:nvPicPr>
-                  <pic:blipFill>
-                    <a:blip r:embed="rId15"/>
-                    <a:stretch>
-                      <a:fillRect/>
-                    </a:stretch>
-                  </pic:blipFill>
-                  <pic:spPr>
-                    <a:xfrm>
-                      <a:off x="0" y="0"/>
-                      <a:ext cx="5486400" cy="7272670"/>
-                    </a:xfrm>
-                    <a:prstGeom prst="rect"/>
-                  </pic:spPr>
-                </pic:pic>
-              </a:graphicData>
-            </a:graphic>
-          </wp:inline>
-        </w:drawing>
-      </w:r>
+      <w:pPr>
+        <w:jc w:val="both"/>
+        <w:rPr>
+          <w:rFonts w:ascii="Arial" w:hAnsi="Arial" w:cs="Arial"/>
+          <w:bCs/>
+          <w:sz w:val="18"/>
+          <w:szCs w:val="18"/>
+          <w:lang w:val="en-US"/>
+        </w:rPr>
+      </w:pPr>
+    </w:p>
+    <w:p>
+      <w:pPr>
+        <w:jc w:val="both"/>
+        <w:rPr>
+          <w:rFonts w:ascii="Arial" w:hAnsi="Arial" w:cs="Arial"/>
+          <w:bCs/>
+          <w:sz w:val="18"/>
+          <w:szCs w:val="18"/>
+          <w:lang w:val="en-US"/>
+        </w:rPr>
+      </w:pPr>
+    </w:p>
+    <w:p>
+      <w:pPr>
+        <w:jc w:val="both"/>
+        <w:rPr>
+          <w:rFonts w:ascii="Arial" w:hAnsi="Arial" w:cs="Arial"/>
+          <w:bCs/>
+          <w:sz w:val="18"/>
+          <w:szCs w:val="18"/>
+          <w:lang w:val="en-US"/>
+        </w:rPr>
+      </w:pPr>
+    </w:p>
+    <w:p>
+      <w:pPr>
+        <w:jc w:val="both"/>
+        <w:rPr>
+          <w:rFonts w:ascii="Arial" w:hAnsi="Arial" w:cs="Arial"/>
+          <w:bCs/>
+          <w:sz w:val="18"/>
+          <w:szCs w:val="18"/>
+          <w:lang w:val="en-US"/>
+        </w:rPr>
+      </w:pPr>
+    </w:p>
+    <w:p>
+      <w:pPr>
+        <w:jc w:val="both"/>
+        <w:rPr>
+          <w:rFonts w:ascii="Arial" w:hAnsi="Arial" w:cs="Arial"/>
+          <w:bCs/>
+          <w:sz w:val="18"/>
+          <w:szCs w:val="18"/>
+          <w:lang w:val="en-US"/>
+        </w:rPr>
+      </w:pPr>
+    </w:p>
+    <w:tbl>
+      <w:tblPr>
+        <w:tblW w:w="0" w:type="auto"/>
+        <w:tblLook w:val="04A0" w:firstRow="1" w:lastRow="0" w:firstColumn="1" w:lastColumn="0" w:noHBand="0" w:noVBand="1"/>
+      </w:tblPr>
+      <w:tblGrid>
+        <w:gridCol w:w="4889"/>
+        <w:gridCol w:w="4889"/>
+      </w:tblGrid>
+      <w:tr>
+        <w:tc>
+          <w:tcPr>
+            <w:tcW w:w="4889" w:type="dxa"/>
+            <w:vAlign w:val="center"/>
+          </w:tcPr>
+          <w:p>
+            <w:pPr>
+              <w:ind w:left="708" w:hanging="708"/>
+              <w:jc w:val="center"/>
+              <w:rPr>
+                <w:rFonts w:ascii="Arial" w:hAnsi="Arial" w:cs="Arial"/>
+                <w:bCs/>
+                <w:sz w:val="18"/>
+                <w:szCs w:val="18"/>
+                <w:lang w:val="es-MX"/>
+              </w:rPr>
+            </w:pPr>
+            <w:r>
+              <w:rPr>
+                <w:rFonts w:ascii="Arial" w:hAnsi="Arial" w:cs="Arial"/>
+                <w:bCs/>
+                <w:sz w:val="18"/>
+                <w:szCs w:val="18"/>
+                <w:lang w:val="es-MX"/>
+              </w:rPr>
+              <w:t>______________________________________</w:t>
+            </w:r>
+          </w:p>
+          <w:p>
+            <w:pPr>
+              <w:pStyle w:val="Title"/>
+              <w:ind w:left="708" w:hanging="708"/>
+              <w:rPr>
+                <w:b/>
+                <w:bCs/>
+                <w:sz w:val="18"/>
+                <w:szCs w:val="18"/>
+                <w:lang w:val="es-MX"/>
+              </w:rPr>
+            </w:pPr>
+            <w:r>
+              <w:rPr>
+                <w:b/>
+                <w:bCs/>
+                <w:sz w:val="18"/>
+                <w:szCs w:val="18"/>
+                <w:lang w:val="es-MX"/>
+              </w:rPr>
+              <w:t>Daniel Rendon Velazquez</w:t>
+            </w:r>
+          </w:p>
+          <w:p>
+            <w:pPr>
+              <w:pStyle w:val="Title"/>
+              <w:rPr>
+                <w:b/>
+                <w:bCs/>
+                <w:sz w:val="18"/>
+                <w:szCs w:val="18"/>
+                <w:lang w:val="es-MX"/>
+              </w:rPr>
+            </w:pPr>
+            <w:r>
+              <w:rPr>
+                <w:b/>
+                <w:bCs/>
+                <w:sz w:val="18"/>
+                <w:szCs w:val="18"/>
+                <w:lang w:val="es-MX"/>
+              </w:rPr>
+              <w:t>Desarrollador Junior BI</w:t>
+            </w:r>
+          </w:p>
+          <w:p>
+            <w:pPr>
+              <w:pStyle w:val="Title"/>
+              <w:jc w:val="left"/>
+              <w:rPr>
+                <w:b/>
+                <w:bCs/>
+                <w:color w:val="0070C0"/>
+                <w:sz w:val="18"/>
+                <w:szCs w:val="18"/>
+                <w:lang w:val="es-MX"/>
+              </w:rPr>
+            </w:pPr>
+          </w:p>
+        </w:tc>
+        <w:tc>
+          <w:tcPr>
+            <w:tcW w:w="4889" w:type="dxa"/>
+            <w:vAlign w:val="center"/>
+          </w:tcPr>
+          <w:p>
+            <w:pPr>
+              <w:jc w:val="center"/>
+              <w:rPr>
+                <w:rFonts w:ascii="Arial" w:hAnsi="Arial" w:cs="Arial"/>
+                <w:bCs/>
+                <w:sz w:val="18"/>
+                <w:szCs w:val="18"/>
+                <w:lang w:val="es-MX"/>
+              </w:rPr>
+            </w:pPr>
+            <w:r>
+              <w:rPr>
+                <w:rFonts w:ascii="Arial" w:hAnsi="Arial" w:cs="Arial"/>
+                <w:bCs/>
+                <w:sz w:val="18"/>
+                <w:szCs w:val="18"/>
+                <w:lang w:val="es-MX"/>
+              </w:rPr>
+              <w:t>______________________________________</w:t>
+            </w:r>
+          </w:p>
+          <w:p>
+            <w:pPr>
+              <w:jc w:val="center"/>
+              <w:rPr>
+                <w:rFonts w:ascii="Arial" w:hAnsi="Arial" w:cs="Arial"/>
+                <w:b/>
+                <w:sz w:val="18"/>
+                <w:szCs w:val="18"/>
+                <w:lang w:val="es-MX"/>
+              </w:rPr>
+            </w:pPr>
+            <w:r>
+              <w:rPr>
+                <w:rFonts w:ascii="Arial" w:hAnsi="Arial" w:cs="Arial"/>
+                <w:b/>
+                <w:sz w:val="18"/>
+                <w:szCs w:val="18"/>
+                <w:lang w:val="es-MX"/>
+              </w:rPr>
+              <w:t>Ángel Eduardo Guerrero García</w:t>
+            </w:r>
+          </w:p>
+          <w:p>
+            <w:pPr>
+              <w:jc w:val="center"/>
+              <w:rPr>
+                <w:rFonts w:ascii="Arial" w:hAnsi="Arial" w:cs="Arial"/>
+                <w:b/>
+                <w:sz w:val="18"/>
+                <w:szCs w:val="18"/>
+                <w:lang w:val="es-MX"/>
+              </w:rPr>
+            </w:pPr>
+            <w:r>
+              <w:rPr>
+                <w:rFonts w:ascii="Arial" w:hAnsi="Arial" w:cs="Arial"/>
+                <w:b/>
+                <w:sz w:val="18"/>
+                <w:szCs w:val="18"/>
+                <w:lang w:val="es-MX"/>
+              </w:rPr>
+              <w:t>Representante legal</w:t>
+            </w:r>
+          </w:p>
+          <w:p>
+            <w:pPr>
+              <w:jc w:val="center"/>
+              <w:rPr>
+                <w:rFonts w:ascii="Arial" w:hAnsi="Arial" w:cs="Arial"/>
+                <w:b/>
+                <w:sz w:val="18"/>
+                <w:szCs w:val="18"/>
+                <w:lang w:val="es-MX"/>
+              </w:rPr>
+            </w:pPr>
+            <w:r>
+              <w:rPr>
+                <w:rFonts w:ascii="Arial" w:hAnsi="Arial" w:cs="Arial"/>
+                <w:b/>
+                <w:sz w:val="18"/>
+                <w:szCs w:val="18"/>
+                <w:lang w:val="es-MX"/>
+              </w:rPr>
+              <w:t>BFS Ingeniería Aplicada S. A. de C. V.</w:t>
+            </w:r>
+          </w:p>
+        </w:tc>
+      </w:tr>
+    </w:tbl>
+    <w:p>
+      <w:pPr>
+        <w:jc w:val="both"/>
+        <w:rPr>
+          <w:rFonts w:ascii="Arial" w:hAnsi="Arial" w:cs="Arial"/>
+          <w:bCs/>
+          <w:sz w:val="18"/>
+          <w:szCs w:val="18"/>
+          <w:lang w:val="es-MX"/>
+        </w:rPr>
+      </w:pPr>
+    </w:p>
+    <w:p>
+      <w:pPr>
+        <w:ind w:left="708" w:hanging="708"/>
+        <w:rPr>
+          <w:b/>
+          <w:bCs/>
+          <w:color w:val="0070C0"/>
+          <w:lang w:val="es-MX"/>
+        </w:rPr>
+      </w:pPr>
+    </w:p>
+    <w:p>
+      <w:pPr>
+        <w:rPr>
+          <w:rFonts w:ascii="Arial" w:hAnsi="Arial" w:cs="Arial"/>
+          <w:bCs/>
+          <w:sz w:val="18"/>
+          <w:szCs w:val="18"/>
+          <w:lang w:val="es-MX"/>
+        </w:rPr>
+      </w:pPr>
     </w:p>
     <w:sectPr>
       <w:headerReference w:type="default" r:id="rId11"/>
@@ -1715,46 +3080,6 @@
 <w:ftr xmlns:wpc="http://schemas.microsoft.com/office/word/2010/wordprocessingCanvas" xmlns:cx="http://schemas.microsoft.com/office/drawing/2014/chartex" xmlns:cx1="http://schemas.microsoft.com/office/drawing/2015/9/8/chartex" xmlns:cx2="http://schemas.microsoft.com/office/drawing/2015/10/21/chartex" xmlns:cx3="http://schemas.microsoft.com/office/drawing/2016/5/9/chartex" xmlns:cx4="http://schemas.microsoft.com/office/drawing/2016/5/10/chartex" xmlns:cx5="http://schemas.microsoft.com/office/drawing/2016/5/11/chartex" xmlns:cx6="http://schemas.microsoft.com/office/drawing/2016/5/12/chartex" xmlns:cx7="http://schemas.microsoft.com/office/drawing/2016/5/13/chartex" xmlns:cx8="http://schemas.microsoft.com/office/drawing/2016/5/14/chartex" xmlns:mc="http://schemas.openxmlformats.org/markup-compatibility/2006" xmlns:aink="http://schemas.microsoft.com/office/drawing/2016/ink" xmlns:am3d="http://schemas.microsoft.com/office/drawing/2017/model3d" xmlns:o="urn:schemas-microsoft-com:office:office" xmlns:oel="http://schemas.microsoft.com/office/2019/extlst" xmlns:r="http://schemas.openxmlformats.org/officeDocument/2006/relationships" xmlns:m="http://schemas.openxmlformats.org/officeDocument/2006/math" xmlns:v="urn:schemas-microsoft-com:vml" xmlns:wp14="http://schemas.microsoft.com/office/word/2010/wordprocessingDrawing" xmlns:wp="http://schemas.openxmlformats.org/drawingml/2006/wordprocessingDrawing" xmlns:w10="urn:schemas-microsoft-com:office:word" xmlns:w="http://schemas.openxmlformats.org/wordprocessingml/2006/main" xmlns:w14="http://schemas.microsoft.com/office/word/2010/wordml" xmlns:w15="http://schemas.microsoft.com/office/word/2012/wordml" xmlns:w16cex="http://schemas.microsoft.com/office/word/2018/wordml/cex" xmlns:w16cid="http://schemas.microsoft.com/office/word/2016/wordml/cid" xmlns:w16="http://schemas.microsoft.com/office/word/2018/wordml" xmlns:w16du="http://schemas.microsoft.com/office/word/2023/wordml/word16du" xmlns:w16sdtdh="http://schemas.microsoft.com/office/word/2020/wordml/sdtdatahash" xmlns:w16sdtfl="http://schemas.microsoft.com/office/word/2024/wordml/sdtformatlock" xmlns:w16se="http://schemas.microsoft.com/office/word/2015/wordml/symex" xmlns:wpg="http://schemas.microsoft.com/office/word/2010/wordprocessingGroup" xmlns:wpi="http://schemas.microsoft.com/office/word/2010/wordprocessingInk" xmlns:wne="http://schemas.microsoft.com/office/word/2006/wordml" xmlns:wps="http://schemas.microsoft.com/office/word/2010/wordprocessingShape" mc:Ignorable="w14 w15 w16se w16cid w16 w16cex w16sdtdh w16sdtfl w16du wp14">
   <w:p>
     <w:pPr>
-      <w:pStyle w:val="Header"/>
-      <w:pBdr>
-        <w:bottom w:val="single" w:sz="12" w:space="1" w:color="0E2841"/>
-      </w:pBdr>
-      <w:rPr>
-        <w:rFonts w:ascii="Tahoma" w:eastAsia="Calibri" w:hAnsi="Tahoma" w:cs="Tahoma"/>
-        <w:sz w:val="18"/>
-        <w:szCs w:val="18"/>
-        <w:lang w:eastAsia="en-US"/>
-      </w:rPr>
-    </w:pPr>
-    <w:r>
-      <w:rPr>
-        <w:noProof/>
-      </w:rPr>
-      <w:pict w14:anchorId="2895A54B">
-        <v:shapetype id="_x0000_t202" coordsize="21600,21600" o:spt="202" path="m,l,21600r21600,l21600,xe">
-          <v:stroke joinstyle="miter"/>
-          <v:path gradientshapeok="t" o:connecttype="rect"/>
-        </v:shapetype>
-        <v:shape id="Text Box 1" o:spid="_x0000_s1034" type="#_x0000_t202" style="position:absolute;margin-left:1.3pt;margin-top:13.6pt;width:518.75pt;height:52.8pt;z-index:3;visibility:visible;mso-width-relative:margin;mso-height-relative:margin" o:gfxdata="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" filled="f" stroked="f" strokeweight=".5pt">
-          <v:textbox style="mso-next-textbox:#Text Box 1">
-            <w:txbxContent>
-              <w:p>
-                <w:pPr>
-                  <w:rPr>
-                    <w:rFonts w:cs="Arial"/>
-                    <w:sz w:val="16"/>
-                    <w:szCs w:val="16"/>
-                  </w:rPr>
-                </w:pPr>
-              </w:p>
-            </w:txbxContent>
-          </v:textbox>
-        </v:shape>
-      </w:pict>
-    </w:r>
-  </w:p>
-  <w:p>
-    <w:pPr>
       <w:pStyle w:val="Footer"/>
       <w:tabs>
         <w:tab w:val="clear" w:pos="4320"/>
@@ -1767,6 +3092,10 @@
         <w:noProof/>
       </w:rPr>
       <w:pict w14:anchorId="0FF2E83E">
+        <v:shapetype id="_x0000_t202" coordsize="21600,21600" o:spt="202" path="m,l,21600r21600,l21600,xe">
+          <v:stroke joinstyle="miter"/>
+          <v:path gradientshapeok="t" o:connecttype="rect"/>
+        </v:shapetype>
         <v:shape id="_x0000_s1029" type="#_x0000_t202" style="position:absolute;margin-left:56.35pt;margin-top:729.7pt;width:154.5pt;height:17.3pt;z-index:2;visibility:visible;mso-height-relative:margin" o:gfxdata="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" stroked="f" strokeweight=".5pt">
           <v:textbox style="mso-next-textbox:#_x0000_s1029">
             <w:txbxContent>
@@ -1855,7 +3184,7 @@
           <v:stroke joinstyle="miter"/>
           <v:path gradientshapeok="t" o:connecttype="rect"/>
         </v:shapetype>
-        <v:shape id="Text Box 3" o:spid="_x0000_s1036" type="#_x0000_t202" style="position:absolute;margin-left:126.85pt;margin-top:-22.45pt;width:338.2pt;height:48.45pt;z-index:4;visibility:visible;mso-position-horizontal-relative:page;mso-width-relative:margin;mso-height-relative:margin" o:gfxdata="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" fillcolor="window" stroked="f" strokeweight=".5pt">
+        <v:shape id="Text Box 3" o:spid="_x0000_s1036" type="#_x0000_t202" style="position:absolute;margin-left:126.85pt;margin-top:-22.45pt;width:338.2pt;height:48.45pt;z-index:3;visibility:visible;mso-position-horizontal-relative:page;mso-width-relative:margin;mso-height-relative:margin" o:gfxdata="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" fillcolor="window" stroked="f" strokeweight=".5pt">
           <v:textbox style="mso-next-textbox:#Text Box 3">
             <w:txbxContent>
               <w:p>
@@ -1912,7 +3241,7 @@
           <v:path o:extrusionok="f" gradientshapeok="t" o:connecttype="rect"/>
           <o:lock v:ext="edit" aspectratio="t"/>
         </v:shapetype>
-        <v:shape id="Imagen 9" o:spid="_x0000_s1035" type="#_x0000_t75" alt="Logo, company name&#10;&#10;Description automatically generated" style="position:absolute;margin-left:401.55pt;margin-top:-13.75pt;width:91.1pt;height:43.5pt;z-index:5;visibility:visible;mso-width-relative:margin;mso-height-relative:margin">
+        <v:shape id="Imagen 9" o:spid="_x0000_s1035" type="#_x0000_t75" alt="Logo, company name&#10;&#10;Description automatically generated" style="position:absolute;margin-left:401.55pt;margin-top:-13.75pt;width:91.1pt;height:43.5pt;z-index:4;visibility:visible;mso-width-relative:margin;mso-height-relative:margin">
           <v:imagedata r:id="rId1" o:title="image001"/>
         </v:shape>
       </w:pict>
@@ -5557,6 +6886,119 @@
     </w:lvl>
   </w:abstractNum>
   <w:abstractNum w:abstractNumId="33" w15:restartNumberingAfterBreak="0">
+    <w:nsid w:val="6A73075E"/>
+    <w:multiLevelType w:val="hybridMultilevel"/>
+    <w:tmpl w:val="6C9859FC"/>
+    <w:lvl w:ilvl="0" w:tplc="7AA81D88">
+      <w:numFmt w:val="bullet"/>
+      <w:lvlText w:val="•"/>
+      <w:lvlJc w:val="left"/>
+      <w:pPr>
+        <w:ind w:left="720" w:hanging="360"/>
+      </w:pPr>
+      <w:rPr>
+        <w:rFonts w:ascii="Arial" w:eastAsia="Times New Roman" w:hAnsi="Arial" w:cs="Arial" w:hint="default"/>
+        <w:sz w:val="18"/>
+      </w:rPr>
+    </w:lvl>
+    <w:lvl w:ilvl="1" w:tplc="04090003" w:tentative="1">
+      <w:start w:val="1"/>
+      <w:numFmt w:val="bullet"/>
+      <w:lvlText w:val="o"/>
+      <w:lvlJc w:val="left"/>
+      <w:pPr>
+        <w:ind w:left="1440" w:hanging="360"/>
+      </w:pPr>
+      <w:rPr>
+        <w:rFonts w:ascii="Courier New" w:hAnsi="Courier New" w:cs="Courier New" w:hint="default"/>
+      </w:rPr>
+    </w:lvl>
+    <w:lvl w:ilvl="2" w:tplc="04090005" w:tentative="1">
+      <w:start w:val="1"/>
+      <w:numFmt w:val="bullet"/>
+      <w:lvlText w:val=""/>
+      <w:lvlJc w:val="left"/>
+      <w:pPr>
+        <w:ind w:left="2160" w:hanging="360"/>
+      </w:pPr>
+      <w:rPr>
+        <w:rFonts w:ascii="Wingdings" w:hAnsi="Wingdings" w:hint="default"/>
+      </w:rPr>
+    </w:lvl>
+    <w:lvl w:ilvl="3" w:tplc="04090001" w:tentative="1">
+      <w:start w:val="1"/>
+      <w:numFmt w:val="bullet"/>
+      <w:lvlText w:val=""/>
+      <w:lvlJc w:val="left"/>
+      <w:pPr>
+        <w:ind w:left="2880" w:hanging="360"/>
+      </w:pPr>
+      <w:rPr>
+        <w:rFonts w:ascii="Symbol" w:hAnsi="Symbol" w:hint="default"/>
+      </w:rPr>
+    </w:lvl>
+    <w:lvl w:ilvl="4" w:tplc="04090003" w:tentative="1">
+      <w:start w:val="1"/>
+      <w:numFmt w:val="bullet"/>
+      <w:lvlText w:val="o"/>
+      <w:lvlJc w:val="left"/>
+      <w:pPr>
+        <w:ind w:left="3600" w:hanging="360"/>
+      </w:pPr>
+      <w:rPr>
+        <w:rFonts w:ascii="Courier New" w:hAnsi="Courier New" w:cs="Courier New" w:hint="default"/>
+      </w:rPr>
+    </w:lvl>
+    <w:lvl w:ilvl="5" w:tplc="04090005" w:tentative="1">
+      <w:start w:val="1"/>
+      <w:numFmt w:val="bullet"/>
+      <w:lvlText w:val=""/>
+      <w:lvlJc w:val="left"/>
+      <w:pPr>
+        <w:ind w:left="4320" w:hanging="360"/>
+      </w:pPr>
+      <w:rPr>
+        <w:rFonts w:ascii="Wingdings" w:hAnsi="Wingdings" w:hint="default"/>
+      </w:rPr>
+    </w:lvl>
+    <w:lvl w:ilvl="6" w:tplc="04090001" w:tentative="1">
+      <w:start w:val="1"/>
+      <w:numFmt w:val="bullet"/>
+      <w:lvlText w:val=""/>
+      <w:lvlJc w:val="left"/>
+      <w:pPr>
+        <w:ind w:left="5040" w:hanging="360"/>
+      </w:pPr>
+      <w:rPr>
+        <w:rFonts w:ascii="Symbol" w:hAnsi="Symbol" w:hint="default"/>
+      </w:rPr>
+    </w:lvl>
+    <w:lvl w:ilvl="7" w:tplc="04090003" w:tentative="1">
+      <w:start w:val="1"/>
+      <w:numFmt w:val="bullet"/>
+      <w:lvlText w:val="o"/>
+      <w:lvlJc w:val="left"/>
+      <w:pPr>
+        <w:ind w:left="5760" w:hanging="360"/>
+      </w:pPr>
+      <w:rPr>
+        <w:rFonts w:ascii="Courier New" w:hAnsi="Courier New" w:cs="Courier New" w:hint="default"/>
+      </w:rPr>
+    </w:lvl>
+    <w:lvl w:ilvl="8" w:tplc="04090005" w:tentative="1">
+      <w:start w:val="1"/>
+      <w:numFmt w:val="bullet"/>
+      <w:lvlText w:val=""/>
+      <w:lvlJc w:val="left"/>
+      <w:pPr>
+        <w:ind w:left="6480" w:hanging="360"/>
+      </w:pPr>
+      <w:rPr>
+        <w:rFonts w:ascii="Wingdings" w:hAnsi="Wingdings" w:hint="default"/>
+      </w:rPr>
+    </w:lvl>
+  </w:abstractNum>
+  <w:abstractNum w:abstractNumId="34" w15:restartNumberingAfterBreak="0">
     <w:nsid w:val="6B78304F"/>
     <w:multiLevelType w:val="hybridMultilevel"/>
     <w:tmpl w:val="083054EE"/>
@@ -5696,7 +7138,7 @@
       </w:rPr>
     </w:lvl>
   </w:abstractNum>
-  <w:abstractNum w:abstractNumId="34" w15:restartNumberingAfterBreak="0">
+  <w:abstractNum w:abstractNumId="35" w15:restartNumberingAfterBreak="0">
     <w:nsid w:val="715D5561"/>
     <w:multiLevelType w:val="hybridMultilevel"/>
     <w:tmpl w:val="427885C8"/>
@@ -5809,7 +7251,7 @@
       </w:rPr>
     </w:lvl>
   </w:abstractNum>
-  <w:abstractNum w:abstractNumId="35" w15:restartNumberingAfterBreak="0">
+  <w:abstractNum w:abstractNumId="36" w15:restartNumberingAfterBreak="0">
     <w:nsid w:val="71AF0D24"/>
     <w:multiLevelType w:val="hybridMultilevel"/>
     <w:tmpl w:val="C29201CE"/>
@@ -5951,7 +7393,7 @@
       </w:rPr>
     </w:lvl>
   </w:abstractNum>
-  <w:abstractNum w:abstractNumId="36" w15:restartNumberingAfterBreak="0">
+  <w:abstractNum w:abstractNumId="37" w15:restartNumberingAfterBreak="0">
     <w:nsid w:val="75FC0414"/>
     <w:multiLevelType w:val="multilevel"/>
     <w:tmpl w:val="505E9FAE"/>
@@ -6097,6 +7539,119 @@
       <w:rPr>
         <w:rFonts w:ascii="Symbol" w:hAnsi="Symbol" w:hint="default"/>
         <w:sz w:val="20"/>
+      </w:rPr>
+    </w:lvl>
+  </w:abstractNum>
+  <w:abstractNum w:abstractNumId="38" w15:restartNumberingAfterBreak="0">
+    <w:nsid w:val="79087B40"/>
+    <w:multiLevelType w:val="hybridMultilevel"/>
+    <w:tmpl w:val="24B0F3E6"/>
+    <w:lvl w:ilvl="0" w:tplc="04090001">
+      <w:start w:val="1"/>
+      <w:numFmt w:val="bullet"/>
+      <w:lvlText w:val=""/>
+      <w:lvlJc w:val="left"/>
+      <w:pPr>
+        <w:ind w:left="720" w:hanging="360"/>
+      </w:pPr>
+      <w:rPr>
+        <w:rFonts w:ascii="Symbol" w:hAnsi="Symbol" w:hint="default"/>
+      </w:rPr>
+    </w:lvl>
+    <w:lvl w:ilvl="1" w:tplc="04090003" w:tentative="1">
+      <w:start w:val="1"/>
+      <w:numFmt w:val="bullet"/>
+      <w:lvlText w:val="o"/>
+      <w:lvlJc w:val="left"/>
+      <w:pPr>
+        <w:ind w:left="1440" w:hanging="360"/>
+      </w:pPr>
+      <w:rPr>
+        <w:rFonts w:ascii="Courier New" w:hAnsi="Courier New" w:cs="Courier New" w:hint="default"/>
+      </w:rPr>
+    </w:lvl>
+    <w:lvl w:ilvl="2" w:tplc="04090005" w:tentative="1">
+      <w:start w:val="1"/>
+      <w:numFmt w:val="bullet"/>
+      <w:lvlText w:val=""/>
+      <w:lvlJc w:val="left"/>
+      <w:pPr>
+        <w:ind w:left="2160" w:hanging="360"/>
+      </w:pPr>
+      <w:rPr>
+        <w:rFonts w:ascii="Wingdings" w:hAnsi="Wingdings" w:hint="default"/>
+      </w:rPr>
+    </w:lvl>
+    <w:lvl w:ilvl="3" w:tplc="04090001" w:tentative="1">
+      <w:start w:val="1"/>
+      <w:numFmt w:val="bullet"/>
+      <w:lvlText w:val=""/>
+      <w:lvlJc w:val="left"/>
+      <w:pPr>
+        <w:ind w:left="2880" w:hanging="360"/>
+      </w:pPr>
+      <w:rPr>
+        <w:rFonts w:ascii="Symbol" w:hAnsi="Symbol" w:hint="default"/>
+      </w:rPr>
+    </w:lvl>
+    <w:lvl w:ilvl="4" w:tplc="04090003" w:tentative="1">
+      <w:start w:val="1"/>
+      <w:numFmt w:val="bullet"/>
+      <w:lvlText w:val="o"/>
+      <w:lvlJc w:val="left"/>
+      <w:pPr>
+        <w:ind w:left="3600" w:hanging="360"/>
+      </w:pPr>
+      <w:rPr>
+        <w:rFonts w:ascii="Courier New" w:hAnsi="Courier New" w:cs="Courier New" w:hint="default"/>
+      </w:rPr>
+    </w:lvl>
+    <w:lvl w:ilvl="5" w:tplc="04090005" w:tentative="1">
+      <w:start w:val="1"/>
+      <w:numFmt w:val="bullet"/>
+      <w:lvlText w:val=""/>
+      <w:lvlJc w:val="left"/>
+      <w:pPr>
+        <w:ind w:left="4320" w:hanging="360"/>
+      </w:pPr>
+      <w:rPr>
+        <w:rFonts w:ascii="Wingdings" w:hAnsi="Wingdings" w:hint="default"/>
+      </w:rPr>
+    </w:lvl>
+    <w:lvl w:ilvl="6" w:tplc="04090001" w:tentative="1">
+      <w:start w:val="1"/>
+      <w:numFmt w:val="bullet"/>
+      <w:lvlText w:val=""/>
+      <w:lvlJc w:val="left"/>
+      <w:pPr>
+        <w:ind w:left="5040" w:hanging="360"/>
+      </w:pPr>
+      <w:rPr>
+        <w:rFonts w:ascii="Symbol" w:hAnsi="Symbol" w:hint="default"/>
+      </w:rPr>
+    </w:lvl>
+    <w:lvl w:ilvl="7" w:tplc="04090003" w:tentative="1">
+      <w:start w:val="1"/>
+      <w:numFmt w:val="bullet"/>
+      <w:lvlText w:val="o"/>
+      <w:lvlJc w:val="left"/>
+      <w:pPr>
+        <w:ind w:left="5760" w:hanging="360"/>
+      </w:pPr>
+      <w:rPr>
+        <w:rFonts w:ascii="Courier New" w:hAnsi="Courier New" w:cs="Courier New" w:hint="default"/>
+      </w:rPr>
+    </w:lvl>
+    <w:lvl w:ilvl="8" w:tplc="04090005" w:tentative="1">
+      <w:start w:val="1"/>
+      <w:numFmt w:val="bullet"/>
+      <w:lvlText w:val=""/>
+      <w:lvlJc w:val="left"/>
+      <w:pPr>
+        <w:ind w:left="6480" w:hanging="360"/>
+      </w:pPr>
+      <w:rPr>
+        <w:rFonts w:ascii="Wingdings" w:hAnsi="Wingdings" w:hint="default"/>
       </w:rPr>
     </w:lvl>
   </w:abstractNum>
@@ -6113,7 +7668,7 @@
     <w:abstractNumId w:val="28"/>
   </w:num>
   <w:num w:numId="5" w16cid:durableId="1661276372">
-    <w:abstractNumId w:val="33"/>
+    <w:abstractNumId w:val="34"/>
   </w:num>
   <w:num w:numId="6" w16cid:durableId="1104030831">
     <w:abstractNumId w:val="4"/>
@@ -6125,7 +7680,7 @@
     <w:abstractNumId w:val="10"/>
   </w:num>
   <w:num w:numId="9" w16cid:durableId="1915236443">
-    <w:abstractNumId w:val="35"/>
+    <w:abstractNumId w:val="36"/>
   </w:num>
   <w:num w:numId="10" w16cid:durableId="1109549194">
     <w:abstractNumId w:val="32"/>
@@ -6196,7 +7751,7 @@
     <w:abstractNumId w:val="3"/>
   </w:num>
   <w:num w:numId="27" w16cid:durableId="703293256">
-    <w:abstractNumId w:val="34"/>
+    <w:abstractNumId w:val="35"/>
   </w:num>
   <w:num w:numId="28" w16cid:durableId="76943864">
     <w:abstractNumId w:val="11"/>
@@ -6214,7 +7769,7 @@
     <w:abstractNumId w:val="0"/>
   </w:num>
   <w:num w:numId="33" w16cid:durableId="1773746710">
-    <w:abstractNumId w:val="36"/>
+    <w:abstractNumId w:val="37"/>
   </w:num>
   <w:num w:numId="34" w16cid:durableId="1792433976">
     <w:abstractNumId w:val="2"/>
@@ -6227,6 +7782,12 @@
   </w:num>
   <w:num w:numId="37" w16cid:durableId="1924757786">
     <w:abstractNumId w:val="17"/>
+  </w:num>
+  <w:num w:numId="38" w16cid:durableId="1708406313">
+    <w:abstractNumId w:val="38"/>
+  </w:num>
+  <w:num w:numId="39" w16cid:durableId="1271814351">
+    <w:abstractNumId w:val="33"/>
   </w:num>
 </w:numbering>
 </file>
@@ -6253,6 +7814,8 @@
     <w:lsdException w:name="heading 7" w:semiHidden="1" w:unhideWhenUsed="1" w:qFormat="1"/>
     <w:lsdException w:name="heading 8" w:semiHidden="1" w:unhideWhenUsed="1" w:qFormat="1"/>
     <w:lsdException w:name="heading 9" w:semiHidden="1" w:unhideWhenUsed="1" w:qFormat="1"/>
+    <w:lsdException w:name="header" w:uiPriority="99"/>
+    <w:lsdException w:name="footer" w:uiPriority="99" w:qFormat="1"/>
     <w:lsdException w:name="caption" w:semiHidden="1" w:unhideWhenUsed="1" w:qFormat="1"/>
     <w:lsdException w:name="List Bullet" w:uiPriority="99"/>
     <w:lsdException w:name="Title" w:qFormat="1"/>
@@ -6569,7 +8132,6 @@
   <w:style w:type="character" w:default="1" w:styleId="DefaultParagraphFont">
     <w:name w:val="Default Paragraph Font"/>
     <w:uiPriority w:val="1"/>
-    <w:semiHidden/>
     <w:unhideWhenUsed/>
   </w:style>
   <w:style w:type="table" w:default="1" w:styleId="TableNormal">
@@ -6628,9 +8190,10 @@
   </w:style>
   <w:style w:type="paragraph" w:styleId="Header">
     <w:name w:val="header"/>
-    <w:aliases w:val=" Car,APNSHEADER2,L1 Header,encabezado,En-tête 1.1,En-tÍte 1.1,En-tÕte 1.1,En-t’te 1.1,En-títe 1.1,*Header,h,Header1,Encabezado Car Car,logomai,even,Header/Footer,header odd,Hyphen,Chapter Name,base,body,En-tête SQ,ITT i,he,bases I,h Car Car1"/>
+    <w:aliases w:val=" Car,APNSHEADER2,L1 Header,encabezado,En-tête 1.1,En-tÍte 1.1,En-tÕte 1.1,En-t’te 1.1,En-títe 1.1,*Header,h,Header1,Encabezado Car Car,logomai,even,Header/Footer,header odd,Hyphen,Chapter Name,base,body,En-tête SQ,ITT i,he,bases I,h Car Car1,h Ca"/>
     <w:basedOn w:val="Normal"/>
     <w:link w:val="HeaderChar"/>
+    <w:uiPriority w:val="99"/>
     <w:pPr>
       <w:tabs>
         <w:tab w:val="center" w:pos="4419"/>
@@ -6640,7 +8203,11 @@
   </w:style>
   <w:style w:type="paragraph" w:styleId="Footer">
     <w:name w:val="footer"/>
+    <w:aliases w:val="Footer Text Stk"/>
     <w:basedOn w:val="Normal"/>
+    <w:link w:val="FooterChar"/>
+    <w:uiPriority w:val="99"/>
+    <w:qFormat/>
     <w:pPr>
       <w:tabs>
         <w:tab w:val="center" w:pos="4320"/>
@@ -6742,6 +8309,7 @@
     <w:name w:val="Header Char"/>
     <w:aliases w:val=" Car Char,APNSHEADER2 Char,L1 Header Char,encabezado Char,En-tête 1.1 Char,En-tÍte 1.1 Char,En-tÕte 1.1 Char,En-t’te 1.1 Char,En-títe 1.1 Char,*Header Char,h Char,Header1 Char,Encabezado Car Car Char,logomai Char,even Char,Header/Footer Char"/>
     <w:link w:val="Header"/>
+    <w:qFormat/>
     <w:rsid w:val="007F334B"/>
     <w:rPr>
       <w:sz w:val="24"/>
@@ -6842,6 +8410,14 @@
       <w:rFonts w:ascii="Arial" w:hAnsi="Arial"/>
       <w:szCs w:val="24"/>
     </w:rPr>
+  </w:style>
+  <w:style w:type="character" w:customStyle="1" w:styleId="FooterChar">
+    <w:name w:val="Footer Char"/>
+    <w:aliases w:val="Footer Text Stk Char"/>
+    <w:basedOn w:val="DefaultParagraphFont"/>
+    <w:link w:val="Footer"/>
+    <w:uiPriority w:val="99"/>
+    <w:rsid w:val="00C952BC"/>
   </w:style>
 </w:styles>
 </file>
@@ -7108,6 +8684,30 @@
 </file>
 
 <file path=customXml/item1.xml><?xml version="1.0" encoding="utf-8"?>
+<?mso-contentType ?>
+<FormTemplates xmlns="http://schemas.microsoft.com/sharepoint/v3/contenttype/forms">
+  <Display>DocumentLibraryForm</Display>
+  <Edit>DocumentLibraryForm</Edit>
+  <New>DocumentLibraryForm</New>
+</FormTemplates>
+</file>
+
+<file path=customXml/item2.xml><?xml version="1.0" encoding="utf-8"?>
+<b:Sources xmlns:b="http://schemas.openxmlformats.org/officeDocument/2006/bibliography" xmlns="http://schemas.openxmlformats.org/officeDocument/2006/bibliography" SelectedStyle="\APASixthEditionOfficeOnline.xsl" StyleName="APA" Version="6"/>
+</file>
+
+<file path=customXml/item3.xml><?xml version="1.0" encoding="utf-8"?>
+<p:properties xmlns:p="http://schemas.microsoft.com/office/2006/metadata/properties" xmlns:xsi="http://www.w3.org/2001/XMLSchema-instance" xmlns:pc="http://schemas.microsoft.com/office/infopath/2007/PartnerControls">
+  <documentManagement>
+    <lcf76f155ced4ddcb4097134ff3c332f xmlns="458c8650-8b2e-4de5-be2b-3b5e20f9203e">
+      <Terms xmlns="http://schemas.microsoft.com/office/infopath/2007/PartnerControls"/>
+    </lcf76f155ced4ddcb4097134ff3c332f>
+    <TaxCatchAll xmlns="0ec1683b-1f09-407c-8792-a5a8bc579d9d"/>
+  </documentManagement>
+</p:properties>
+</file>
+
+<file path=customXml/item4.xml><?xml version="1.0" encoding="utf-8"?>
 <ct:contentTypeSchema xmlns:ct="http://schemas.microsoft.com/office/2006/metadata/contentType" xmlns:ma="http://schemas.microsoft.com/office/2006/metadata/properties/metaAttributes" ct:_="" ma:_="" ma:contentTypeName="Document" ma:contentTypeID="0x010100AA01E1029091DE488084A5A2D9C24E74" ma:contentTypeVersion="10" ma:contentTypeDescription="Create a new document." ma:contentTypeScope="" ma:versionID="fa224b1e2ea5aaa53b64c3b4b1d435b1">
   <xsd:schema xmlns:xsd="http://www.w3.org/2001/XMLSchema" xmlns:xs="http://www.w3.org/2001/XMLSchema" xmlns:p="http://schemas.microsoft.com/office/2006/metadata/properties" xmlns:ns2="458c8650-8b2e-4de5-be2b-3b5e20f9203e" xmlns:ns3="0ec1683b-1f09-407c-8792-a5a8bc579d9d" targetNamespace="http://schemas.microsoft.com/office/2006/metadata/properties" ma:root="true" ma:fieldsID="3f0568638764530331fbee8047bb9098" ns2:_="" ns3:_="">
     <xsd:import namespace="458c8650-8b2e-4de5-be2b-3b5e20f9203e"/>
@@ -7296,31 +8896,34 @@
 </ct:contentTypeSchema>
 </file>
 
-<file path=customXml/item2.xml><?xml version="1.0" encoding="utf-8"?>
-<?mso-contentType ?>
-<FormTemplates xmlns="http://schemas.microsoft.com/sharepoint/v3/contenttype/forms">
-  <Display>DocumentLibraryForm</Display>
-  <Edit>DocumentLibraryForm</Edit>
-  <New>DocumentLibraryForm</New>
-</FormTemplates>
+<file path=customXml/itemProps1.xml><?xml version="1.0" encoding="utf-8"?>
+<ds:datastoreItem xmlns:ds="http://schemas.openxmlformats.org/officeDocument/2006/customXml" ds:itemID="{51241304-2C43-44E6-B26F-77C42016271C}">
+  <ds:schemaRefs>
+    <ds:schemaRef ds:uri="http://schemas.microsoft.com/sharepoint/v3/contenttype/forms"/>
+  </ds:schemaRefs>
+</ds:datastoreItem>
 </file>
 
-<file path=customXml/item3.xml><?xml version="1.0" encoding="utf-8"?>
-<b:Sources xmlns:b="http://schemas.openxmlformats.org/officeDocument/2006/bibliography" xmlns="http://schemas.openxmlformats.org/officeDocument/2006/bibliography" SelectedStyle="\APASixthEditionOfficeOnline.xsl" StyleName="APA" Version="6"/>
+<file path=customXml/itemProps2.xml><?xml version="1.0" encoding="utf-8"?>
+<ds:datastoreItem xmlns:ds="http://schemas.openxmlformats.org/officeDocument/2006/customXml" ds:itemID="{4BB9A27A-6211-48E6-B3D1-1ED5E2EAD372}">
+  <ds:schemaRefs>
+    <ds:schemaRef ds:uri="http://schemas.openxmlformats.org/officeDocument/2006/bibliography"/>
+  </ds:schemaRefs>
+</ds:datastoreItem>
 </file>
 
-<file path=customXml/item4.xml><?xml version="1.0" encoding="utf-8"?>
-<p:properties xmlns:p="http://schemas.microsoft.com/office/2006/metadata/properties" xmlns:xsi="http://www.w3.org/2001/XMLSchema-instance" xmlns:pc="http://schemas.microsoft.com/office/infopath/2007/PartnerControls">
-  <documentManagement>
-    <lcf76f155ced4ddcb4097134ff3c332f xmlns="458c8650-8b2e-4de5-be2b-3b5e20f9203e">
-      <Terms xmlns="http://schemas.microsoft.com/office/infopath/2007/PartnerControls"/>
-    </lcf76f155ced4ddcb4097134ff3c332f>
-    <TaxCatchAll xmlns="0ec1683b-1f09-407c-8792-a5a8bc579d9d"/>
-  </documentManagement>
-</p:properties>
+<file path=customXml/itemProps3.xml><?xml version="1.0" encoding="utf-8"?>
+<ds:datastoreItem xmlns:ds="http://schemas.openxmlformats.org/officeDocument/2006/customXml" ds:itemID="{D3A3C24A-BB39-4937-B831-24AA124EAA87}">
+  <ds:schemaRefs>
+    <ds:schemaRef ds:uri="http://schemas.microsoft.com/office/2006/metadata/properties"/>
+    <ds:schemaRef ds:uri="http://schemas.microsoft.com/office/infopath/2007/PartnerControls"/>
+    <ds:schemaRef ds:uri="458c8650-8b2e-4de5-be2b-3b5e20f9203e"/>
+    <ds:schemaRef ds:uri="0ec1683b-1f09-407c-8792-a5a8bc579d9d"/>
+  </ds:schemaRefs>
+</ds:datastoreItem>
 </file>
 
-<file path=customXml/itemProps1.xml><?xml version="1.0" encoding="utf-8"?>
+<file path=customXml/itemProps4.xml><?xml version="1.0" encoding="utf-8"?>
 <ds:datastoreItem xmlns:ds="http://schemas.openxmlformats.org/officeDocument/2006/customXml" ds:itemID="{6EE546D2-1DFA-4BBD-AF1C-4C842A1F8073}">
   <ds:schemaRefs>
     <ds:schemaRef ds:uri="http://schemas.microsoft.com/office/2006/metadata/contentType"/>
@@ -7337,31 +8940,4 @@
     <ds:schemaRef ds:uri="http://schemas.microsoft.com/internal/obd"/>
   </ds:schemaRefs>
 </ds:datastoreItem>
-</file>
-
-<file path=customXml/itemProps2.xml><?xml version="1.0" encoding="utf-8"?>
-<ds:datastoreItem xmlns:ds="http://schemas.openxmlformats.org/officeDocument/2006/customXml" ds:itemID="{51241304-2C43-44E6-B26F-77C42016271C}">
-  <ds:schemaRefs>
-    <ds:schemaRef ds:uri="http://schemas.microsoft.com/sharepoint/v3/contenttype/forms"/>
-  </ds:schemaRefs>
-</ds:datastoreItem>
-</file>
-
-<file path=customXml/itemProps3.xml><?xml version="1.0" encoding="utf-8"?>
-<ds:datastoreItem xmlns:ds="http://schemas.openxmlformats.org/officeDocument/2006/customXml" ds:itemID="{4BB9A27A-6211-48E6-B3D1-1ED5E2EAD372}">
-  <ds:schemaRefs>
-    <ds:schemaRef ds:uri="http://schemas.openxmlformats.org/officeDocument/2006/bibliography"/>
-  </ds:schemaRefs>
-</ds:datastoreItem>
-</file>
-
-<file path=customXml/itemProps4.xml><?xml version="1.0" encoding="utf-8"?>
-<ds:datastoreItem xmlns:ds="http://schemas.openxmlformats.org/officeDocument/2006/customXml" ds:itemID="{D3A3C24A-BB39-4937-B831-24AA124EAA87}">
-  <ds:schemaRefs>
-    <ds:schemaRef ds:uri="http://schemas.microsoft.com/office/2006/metadata/properties"/>
-    <ds:schemaRef ds:uri="http://schemas.microsoft.com/office/infopath/2007/PartnerControls"/>
-    <ds:schemaRef ds:uri="458c8650-8b2e-4de5-be2b-3b5e20f9203e"/>
-    <ds:schemaRef ds:uri="0ec1683b-1f09-407c-8792-a5a8bc579d9d"/>
-  </ds:schemaRefs>
-</ds:datastoreItem>
 </file>